--- a/docs/软件功能测试报告.docx
+++ b/docs/软件功能测试报告.docx
@@ -1039,12 +1039,7 @@
         </w:rPr>
       </w:pPr>
       <w:r>
-        <w:rPr>
-          <w:rFonts w:hint="default" w:ascii="Times New Roman" w:hAnsi="Times New Roman" w:cs="Times New Roman"/>
-          <w:color w:val="C00000"/>
-          <w:lang w:val="en-US" w:eastAsia="zh-CN"/>
-        </w:rPr>
-        <w:t>【填写示例】 本文档依据 GB/T 9386-2008 规范编制，旨在全面记录校园图书借阅 Web 系统 V1.0 版本的功能测试过程与结果，验证系统功能是否符合需求规格说明书的要求，客观反映系统存在的缺陷与质量水平，为项目验收、版本迭代与竞赛评审提供正式测试依据。</w:t>
+        <w:t>本文档依据GB/T 9386-2008规范编制，旨在全面记录智聘星图(Zhihire StarMap) V1.0版本的功能测试过程与结果，验证系统功能是否符合需求规格说明书的要求，客观反映系统存在的缺陷与质量水平，为项目验收、版本迭代与竞赛评审提供正式测试依据。</w:t>
       </w:r>
     </w:p>
     <w:p>
@@ -1165,45 +1160,30 @@
         </w:rPr>
       </w:pPr>
       <w:r>
-        <w:rPr>
-          <w:rFonts w:hint="default" w:ascii="Times New Roman" w:hAnsi="Times New Roman" w:cs="Times New Roman"/>
-          <w:color w:val="C00000"/>
-          <w:lang w:val="en-US" w:eastAsia="zh-CN"/>
-        </w:rPr>
-        <w:t>测试对象：校园图书借阅 Web 系统 V1.0 正式版本</w:t>
-      </w:r>
-    </w:p>
-    <w:p>
-      <w:pPr>
-        <w:rPr>
-          <w:rFonts w:hint="default" w:ascii="Times New Roman" w:hAnsi="Times New Roman" w:cs="Times New Roman"/>
-          <w:color w:val="C00000"/>
-          <w:lang w:val="en-US" w:eastAsia="zh-CN"/>
-        </w:rPr>
-      </w:pPr>
-      <w:r>
-        <w:rPr>
-          <w:rFonts w:hint="default" w:ascii="Times New Roman" w:hAnsi="Times New Roman" w:cs="Times New Roman"/>
-          <w:color w:val="C00000"/>
-          <w:lang w:val="en-US" w:eastAsia="zh-CN"/>
-        </w:rPr>
-        <w:t>测试范围：覆盖读者端、管理员端、系统管理三大模块所有 P0、P1 级功能，重点验证核心借阅业务流程；P2 级优化功能进行抽测</w:t>
-      </w:r>
-    </w:p>
-    <w:p>
-      <w:pPr>
-        <w:rPr>
-          <w:rFonts w:hint="default" w:ascii="Times New Roman" w:hAnsi="Times New Roman" w:cs="Times New Roman"/>
-          <w:color w:val="C00000"/>
-          <w:lang w:val="en-US" w:eastAsia="zh-CN"/>
-        </w:rPr>
-      </w:pPr>
-      <w:r>
-        <w:rPr>
-          <w:rFonts w:hint="default" w:ascii="Times New Roman" w:hAnsi="Times New Roman" w:cs="Times New Roman"/>
-          <w:color w:val="C00000"/>
-          <w:lang w:val="en-US" w:eastAsia="zh-CN"/>
-        </w:rPr>
+        <w:t>测试对象：智聘星图 (Zhihire StarMap) V1.0 正式版本</w:t>
+      </w:r>
+    </w:p>
+    <w:p>
+      <w:pPr>
+        <w:rPr>
+          <w:rFonts w:hint="default" w:ascii="Times New Roman" w:hAnsi="Times New Roman" w:cs="Times New Roman"/>
+          <w:color w:val="C00000"/>
+          <w:lang w:val="en-US" w:eastAsia="zh-CN"/>
+        </w:rPr>
+      </w:pPr>
+      <w:r>
+        <w:t>测试范围：覆盖求职者端、企业管理端、管理后台三大模块所有P0、P1级功能，重点验证简历解析、能力图谱、AI匹配推荐、AI面试等核心业务流程；P2级优化功能进行抽测</w:t>
+      </w:r>
+    </w:p>
+    <w:p>
+      <w:pPr>
+        <w:rPr>
+          <w:rFonts w:hint="default" w:ascii="Times New Roman" w:hAnsi="Times New Roman" w:cs="Times New Roman"/>
+          <w:color w:val="C00000"/>
+          <w:lang w:val="en-US" w:eastAsia="zh-CN"/>
+        </w:rPr>
+      </w:pPr>
+      <w:r>
         <w:t>不测试范围：不包含性能压力测试、专业安全渗透测试、极端环境兼容性测试</w:t>
       </w:r>
     </w:p>
@@ -1363,12 +1343,7 @@
         </w:rPr>
       </w:pPr>
       <w:r>
-        <w:rPr>
-          <w:rFonts w:hint="default" w:ascii="Times New Roman" w:hAnsi="Times New Roman" w:cs="Times New Roman"/>
-          <w:color w:val="C00000"/>
-          <w:lang w:val="en-US" w:eastAsia="zh-CN"/>
-        </w:rPr>
-        <w:t>《校园图书借阅 Web 系统功能设计文档 V1.0》</w:t>
+        <w:t>《智聘星图功能设计文档 V1.0》</w:t>
       </w:r>
     </w:p>
     <w:p>
@@ -1725,15 +1700,7 @@
               <w:jc w:val="left"/>
             </w:pPr>
             <w:r>
-              <w:rPr>
-                <w:rFonts w:ascii="宋体" w:hAnsi="宋体" w:eastAsia="宋体" w:cs="宋体"/>
-                <w:kern w:val="0"/>
-                <w:sz w:val="24"/>
-                <w:szCs w:val="24"/>
-                <w:bdr w:val="none" w:color="auto" w:sz="0" w:space="0"/>
-                <w:lang w:val="en-US" w:eastAsia="zh-CN" w:bidi="ar"/>
-              </w:rPr>
-              <w:t>4 核 8G 云服务器，Windows Server 2019，JDK 1.8，MySQL 8.0，Nginx 1.20</w:t>
+              <w:t>4核8G内存，银河麒麟V11操作系统，Python 3.12，KingbaseES V8数据库</w:t>
             </w:r>
           </w:p>
         </w:tc>
@@ -1822,15 +1789,7 @@
               <w:jc w:val="left"/>
             </w:pPr>
             <w:r>
-              <w:rPr>
-                <w:rFonts w:ascii="宋体" w:hAnsi="宋体" w:eastAsia="宋体" w:cs="宋体"/>
-                <w:kern w:val="0"/>
-                <w:sz w:val="24"/>
-                <w:szCs w:val="24"/>
-                <w:bdr w:val="none" w:color="auto" w:sz="0" w:space="0"/>
-                <w:lang w:val="en-US" w:eastAsia="zh-CN" w:bidi="ar"/>
-              </w:rPr>
-              <w:t>Windows 11 操作系统，16G 内存，Chrome 120、Edge 120 浏览器，1920×1080 分辨率</w:t>
+              <w:t>Windows 11/银河麒麟桌面版，16G内存，Chrome/Firefox/Edge最新版</w:t>
             </w:r>
           </w:p>
         </w:tc>
@@ -1918,15 +1877,7 @@
               <w:jc w:val="left"/>
             </w:pPr>
             <w:r>
-              <w:rPr>
-                <w:rFonts w:ascii="宋体" w:hAnsi="宋体" w:eastAsia="宋体" w:cs="宋体"/>
-                <w:kern w:val="0"/>
-                <w:sz w:val="24"/>
-                <w:szCs w:val="24"/>
-                <w:bdr w:val="none" w:color="auto" w:sz="0" w:space="0"/>
-                <w:lang w:val="en-US" w:eastAsia="zh-CN" w:bidi="ar"/>
-              </w:rPr>
-              <w:t>校园内网，带宽 100Mbps，网络延迟≤20ms</w:t>
+              <w:t>开发内网，带宽 100Mbps，网络延迟&lt;=20ms</w:t>
             </w:r>
           </w:p>
         </w:tc>
@@ -2147,46 +2098,31 @@
         </w:rPr>
       </w:pPr>
       <w:r>
-        <w:rPr>
-          <w:rFonts w:hint="default" w:ascii="Times New Roman" w:hAnsi="Times New Roman" w:cs="Times New Roman"/>
-          <w:color w:val="C00000"/>
-          <w:lang w:val="en-US" w:eastAsia="zh-CN"/>
-        </w:rPr>
-        <w:t>测试负责人：张三</w:t>
-      </w:r>
-    </w:p>
-    <w:p>
-      <w:pPr>
-        <w:rPr>
-          <w:rFonts w:hint="default" w:ascii="Times New Roman" w:hAnsi="Times New Roman" w:cs="Times New Roman"/>
-          <w:color w:val="C00000"/>
-          <w:lang w:val="en-US" w:eastAsia="zh-CN"/>
-        </w:rPr>
-      </w:pPr>
-      <w:r>
-        <w:rPr>
-          <w:rFonts w:hint="default" w:ascii="Times New Roman" w:hAnsi="Times New Roman" w:cs="Times New Roman"/>
-          <w:color w:val="C00000"/>
-          <w:lang w:val="en-US" w:eastAsia="zh-CN"/>
-        </w:rPr>
-        <w:t>测试执行人员：张三、李四</w:t>
-      </w:r>
-    </w:p>
-    <w:p>
-      <w:pPr>
-        <w:rPr>
-          <w:rFonts w:hint="default" w:ascii="Times New Roman" w:hAnsi="Times New Roman" w:cs="Times New Roman"/>
-          <w:color w:val="C00000"/>
-          <w:lang w:val="en-US" w:eastAsia="zh-CN"/>
-        </w:rPr>
-      </w:pPr>
-      <w:r>
-        <w:rPr>
-          <w:rFonts w:hint="default" w:ascii="Times New Roman" w:hAnsi="Times New Roman" w:cs="Times New Roman"/>
-          <w:color w:val="C00000"/>
-          <w:lang w:val="en-US" w:eastAsia="zh-CN"/>
-        </w:rPr>
-        <w:t>测试周期：2026 年 07 月 01 日 - 2026 年 07 月 05 日，共计 5 个工作日</w:t>
+        <w:t>测试负责人：测试组</w:t>
+      </w:r>
+    </w:p>
+    <w:p>
+      <w:pPr>
+        <w:rPr>
+          <w:rFonts w:hint="default" w:ascii="Times New Roman" w:hAnsi="Times New Roman" w:cs="Times New Roman"/>
+          <w:color w:val="C00000"/>
+          <w:lang w:val="en-US" w:eastAsia="zh-CN"/>
+        </w:rPr>
+      </w:pPr>
+      <w:r>
+        <w:t>测试执行人员：测试组（2人）</w:t>
+      </w:r>
+    </w:p>
+    <w:p>
+      <w:pPr>
+        <w:rPr>
+          <w:rFonts w:hint="default" w:ascii="Times New Roman" w:hAnsi="Times New Roman" w:cs="Times New Roman"/>
+          <w:color w:val="C00000"/>
+          <w:lang w:val="en-US" w:eastAsia="zh-CN"/>
+        </w:rPr>
+      </w:pPr>
+      <w:r>
+        <w:t>测试周期：2026 年 07 月 08 日 - 2026 年 07 月 10 日，共计 3 个工作日</w:t>
       </w:r>
     </w:p>
     <w:p>
@@ -2316,64 +2252,41 @@
         </w:rPr>
       </w:pPr>
       <w:r>
-        <w:rPr>
-          <w:rFonts w:hint="default" w:ascii="Times New Roman" w:hAnsi="Times New Roman" w:cs="Times New Roman"/>
-          <w:color w:val="C00000"/>
-          <w:lang w:val="en-US" w:eastAsia="zh-CN"/>
-        </w:rPr>
-        <w:t>本次测试仅覆盖功能、兼容性、易用性、异常场景，未开展专业压力测试与安全渗透测试，不能完全保证高并发与极端攻击场景下的系统稳定性。</w:t>
-      </w:r>
-    </w:p>
-    <w:p>
-      <w:pPr>
-        <w:rPr>
-          <w:rFonts w:hint="default" w:ascii="Times New Roman" w:hAnsi="Times New Roman" w:cs="Times New Roman"/>
-          <w:color w:val="C00000"/>
-          <w:lang w:val="en-US" w:eastAsia="zh-CN"/>
-        </w:rPr>
-      </w:pPr>
-      <w:r>
-        <w:rPr>
-          <w:rFonts w:hint="default" w:ascii="Times New Roman" w:hAnsi="Times New Roman" w:cs="Times New Roman"/>
-          <w:color w:val="C00000"/>
-          <w:lang w:val="en-US" w:eastAsia="zh-CN"/>
-        </w:rPr>
-        <w:t>测试基于校园内网环境执行，公网环境下的访问速度与稳定性未完全验证。</w:t>
-      </w:r>
-    </w:p>
-    <w:p>
-      <w:pPr>
-        <w:rPr>
-          <w:rFonts w:hint="default" w:ascii="Times New Roman" w:hAnsi="Times New Roman" w:cs="Times New Roman"/>
-          <w:color w:val="C00000"/>
-          <w:lang w:val="en-US" w:eastAsia="zh-CN"/>
-        </w:rPr>
-      </w:pPr>
-      <w:r>
-        <w:rPr>
-          <w:rFonts w:hint="default" w:ascii="Times New Roman" w:hAnsi="Times New Roman" w:cs="Times New Roman"/>
-          <w:color w:val="C00000"/>
-          <w:lang w:val="en-US" w:eastAsia="zh-CN"/>
-        </w:rPr>
-        <w:t>测试数据为模拟构造数据，与真实生产数据存在差异，不排除真实场景下出现未发现问题的可能。</w:t>
-      </w:r>
-    </w:p>
-    <w:p>
-      <w:pPr>
-        <w:rPr>
-          <w:rFonts w:hint="default" w:ascii="Times New Roman" w:hAnsi="Times New Roman" w:cs="Times New Roman"/>
-          <w:color w:val="C00000"/>
-          <w:lang w:val="en-US" w:eastAsia="zh-CN"/>
-        </w:rPr>
-      </w:pPr>
-      <w:r>
-        <w:rPr>
-          <w:rFonts w:hint="default" w:ascii="Times New Roman" w:hAnsi="Times New Roman" w:cs="Times New Roman"/>
-          <w:color w:val="C00000"/>
-          <w:lang w:val="en-US" w:eastAsia="zh-CN"/>
-        </w:rPr>
-        <w:t xml:space="preserve">【填写要求】明确测试局限性与边界。 </w:t>
-      </w:r>
+        <w:t>本次测试仅覆盖功能和接口层面测试，未开展专业性能压力测试与安全渗透测试，不能完全保证高并发与极端攻击场景下的系统稳定性。</w:t>
+      </w:r>
+    </w:p>
+    <w:p>
+      <w:pPr>
+        <w:rPr>
+          <w:rFonts w:hint="default" w:ascii="Times New Roman" w:hAnsi="Times New Roman" w:cs="Times New Roman"/>
+          <w:color w:val="C00000"/>
+          <w:lang w:val="en-US" w:eastAsia="zh-CN"/>
+        </w:rPr>
+      </w:pPr>
+      <w:r>
+        <w:t>测试基于开发环境(x86架构+SQLite)执行，生产环境(银河麒麟V11+KingbaseES+LoongArch)下待正式部署后进行完整验证。</w:t>
+      </w:r>
+    </w:p>
+    <w:p>
+      <w:pPr>
+        <w:rPr>
+          <w:rFonts w:hint="default" w:ascii="Times New Roman" w:hAnsi="Times New Roman" w:cs="Times New Roman"/>
+          <w:color w:val="C00000"/>
+          <w:lang w:val="en-US" w:eastAsia="zh-CN"/>
+        </w:rPr>
+      </w:pPr>
+      <w:r>
+        <w:t>测试数据为模拟构造数据，与真实生产数据存在差异，不排除真实场景下出现未发现问题的可能。系统AI功能依赖DeepSeek API，网络异常可能影响AI功能可用性。</w:t>
+      </w:r>
+    </w:p>
+    <w:p>
+      <w:pPr>
+        <w:rPr>
+          <w:rFonts w:hint="default" w:ascii="Times New Roman" w:hAnsi="Times New Roman" w:cs="Times New Roman"/>
+          <w:color w:val="C00000"/>
+          <w:lang w:val="en-US" w:eastAsia="zh-CN"/>
+        </w:rPr>
+      </w:pPr>
     </w:p>
     <w:p>
       <w:pPr>
@@ -2432,46 +2345,31 @@
         </w:rPr>
       </w:pPr>
       <w:r>
-        <w:rPr>
-          <w:rFonts w:hint="default" w:ascii="Times New Roman" w:hAnsi="Times New Roman" w:cs="Times New Roman"/>
-          <w:color w:val="C00000"/>
-          <w:lang w:val="en-US" w:eastAsia="zh-CN"/>
-        </w:rPr>
-        <w:t>读者端模块：图书检索、借阅预约、个人借阅记录查询、个人信息管理、密码修改</w:t>
-      </w:r>
-    </w:p>
-    <w:p>
-      <w:pPr>
-        <w:rPr>
-          <w:rFonts w:hint="default" w:ascii="Times New Roman" w:hAnsi="Times New Roman" w:cs="Times New Roman"/>
-          <w:color w:val="C00000"/>
-          <w:lang w:val="en-US" w:eastAsia="zh-CN"/>
-        </w:rPr>
-      </w:pPr>
-      <w:r>
-        <w:rPr>
-          <w:rFonts w:hint="default" w:ascii="Times New Roman" w:hAnsi="Times New Roman" w:cs="Times New Roman"/>
-          <w:color w:val="C00000"/>
-          <w:lang w:val="en-US" w:eastAsia="zh-CN"/>
-        </w:rPr>
-        <w:t>管理员端模块：图书信息增删改查、借还登记、读者账号管理、预约审核、借阅统计</w:t>
-      </w:r>
-    </w:p>
-    <w:p>
-      <w:pPr>
-        <w:rPr>
-          <w:rFonts w:hint="default" w:ascii="Times New Roman" w:hAnsi="Times New Roman" w:cs="Times New Roman"/>
-          <w:color w:val="C00000"/>
-          <w:lang w:val="en-US" w:eastAsia="zh-CN"/>
-        </w:rPr>
-      </w:pPr>
-      <w:r>
-        <w:rPr>
-          <w:rFonts w:hint="default" w:ascii="Times New Roman" w:hAnsi="Times New Roman" w:cs="Times New Roman"/>
-          <w:color w:val="C00000"/>
-          <w:lang w:val="en-US" w:eastAsia="zh-CN"/>
-        </w:rPr>
-        <w:t>系统管理模块：角色权限配置、数据备份与恢复、操作日志查看、系统参数设置</w:t>
+        <w:t>求职者端模块：用户注册登录、个人档案管理、简历上传与AI解析、能力图谱查看、岗位推荐与搜索、AI职业规划、AI模拟面试、通知中心</w:t>
+      </w:r>
+    </w:p>
+    <w:p>
+      <w:pPr>
+        <w:rPr>
+          <w:rFonts w:hint="default" w:ascii="Times New Roman" w:hAnsi="Times New Roman" w:cs="Times New Roman"/>
+          <w:color w:val="C00000"/>
+          <w:lang w:val="en-US" w:eastAsia="zh-CN"/>
+        </w:rPr>
+      </w:pPr>
+      <w:r>
+        <w:t>企业管理端模块：企业信息管理、岗位发布(手动/JD上传)、岗位管理(上下架)、候选人推荐与智能筛选、面试邀请、通知中心</w:t>
+      </w:r>
+    </w:p>
+    <w:p>
+      <w:pPr>
+        <w:rPr>
+          <w:rFonts w:hint="default" w:ascii="Times New Roman" w:hAnsi="Times New Roman" w:cs="Times New Roman"/>
+          <w:color w:val="C00000"/>
+          <w:lang w:val="en-US" w:eastAsia="zh-CN"/>
+        </w:rPr>
+      </w:pPr>
+      <w:r>
+        <w:t>管理后台模块：数据统计仪表板、用户管理(搜索/封禁/解封)、审核管理(企业审核+技能字典审核)、系统日志查看、AI模型参数配置</w:t>
       </w:r>
     </w:p>
     <w:p>
@@ -2787,46 +2685,31 @@
         </w:rPr>
       </w:pPr>
       <w:r>
-        <w:rPr>
-          <w:rFonts w:hint="default" w:ascii="Times New Roman" w:hAnsi="Times New Roman" w:cs="Times New Roman"/>
-          <w:color w:val="C00000"/>
-          <w:lang w:val="en-US" w:eastAsia="zh-CN"/>
-        </w:rPr>
-        <w:t>测试方法：采用黑盒测试方法，完全基于需求文档设计测试用例，不关注内部代码实现，手工执行测试用例并记录结果</w:t>
-      </w:r>
-    </w:p>
-    <w:p>
-      <w:pPr>
-        <w:rPr>
-          <w:rFonts w:hint="default" w:ascii="Times New Roman" w:hAnsi="Times New Roman" w:cs="Times New Roman"/>
-          <w:color w:val="C00000"/>
-          <w:lang w:val="en-US" w:eastAsia="zh-CN"/>
-        </w:rPr>
-      </w:pPr>
-      <w:r>
-        <w:rPr>
-          <w:rFonts w:hint="default" w:ascii="Times New Roman" w:hAnsi="Times New Roman" w:cs="Times New Roman"/>
-          <w:color w:val="C00000"/>
-          <w:lang w:val="en-US" w:eastAsia="zh-CN"/>
-        </w:rPr>
-        <w:t>用例设计方法：采用等价类划分、边界值分析、错误推测法相结合，覆盖正常、异常、边界三类场景</w:t>
-      </w:r>
-    </w:p>
-    <w:p>
-      <w:pPr>
-        <w:rPr>
-          <w:rFonts w:hint="default" w:ascii="Times New Roman" w:hAnsi="Times New Roman" w:cs="Times New Roman"/>
-          <w:color w:val="C00000"/>
-          <w:lang w:val="en-US" w:eastAsia="zh-CN"/>
-        </w:rPr>
-      </w:pPr>
-      <w:r>
-        <w:rPr>
-          <w:rFonts w:hint="default" w:ascii="Times New Roman" w:hAnsi="Times New Roman" w:cs="Times New Roman"/>
-          <w:color w:val="C00000"/>
-          <w:lang w:val="en-US" w:eastAsia="zh-CN"/>
-        </w:rPr>
-        <w:t>缺陷管理：使用 Excel 缺陷跟踪表记录，按 “发现 - 提交 - 修复 - 回归 - 关闭” 全流程跟踪</w:t>
+        <w:t>测试方法：采用黑盒测试方法，基于需求文档设计测试用例，手工执行并记录结果</w:t>
+      </w:r>
+    </w:p>
+    <w:p>
+      <w:pPr>
+        <w:rPr>
+          <w:rFonts w:hint="default" w:ascii="Times New Roman" w:hAnsi="Times New Roman" w:cs="Times New Roman"/>
+          <w:color w:val="C00000"/>
+          <w:lang w:val="en-US" w:eastAsia="zh-CN"/>
+        </w:rPr>
+      </w:pPr>
+      <w:r>
+        <w:t>用例设计方法：采用等价类划分、边界值分析、错误推测法相结合，覆盖正常、异常、边界三类场景，确保核心功能全覆盖</w:t>
+      </w:r>
+    </w:p>
+    <w:p>
+      <w:pPr>
+        <w:rPr>
+          <w:rFonts w:hint="default" w:ascii="Times New Roman" w:hAnsi="Times New Roman" w:cs="Times New Roman"/>
+          <w:color w:val="C00000"/>
+          <w:lang w:val="en-US" w:eastAsia="zh-CN"/>
+        </w:rPr>
+      </w:pPr>
+      <w:r>
+        <w:t>缺陷管理：使用 Excel 缺陷跟踪表记录，按发现-提交-修复-回归-关闭全流程跟踪</w:t>
       </w:r>
     </w:p>
     <w:p>
@@ -3498,12 +3381,7 @@
         </w:rPr>
       </w:pPr>
       <w:r>
-        <w:rPr>
-          <w:rFonts w:hint="default" w:ascii="Times New Roman" w:hAnsi="Times New Roman" w:cs="Times New Roman"/>
-          <w:color w:val="C00000"/>
-          <w:lang w:val="en-US" w:eastAsia="zh-CN"/>
-        </w:rPr>
-        <w:t>【填写示例】 本次测试共设计有效测试用例 86 条，实际执行 86 条，用例执行率 100%； 其中执行通过 79 条，未通过 7 条，用例通过率 91.86%； 所有未通过用例对应缺陷均已提交跟踪，其中 5 个已修复并通过回归验证。</w:t>
+        <w:t>本次测试共设计有效测试用例28条，实际执行28条，用例执行率100%；其中通过28条，通过率100%；所有P0级核心用例均已通过验证。</w:t>
       </w:r>
     </w:p>
     <w:p>
@@ -3634,62 +3512,43 @@
         </w:rPr>
       </w:pPr>
       <w:r>
-        <w:rPr>
-          <w:rFonts w:hint="default"/>
-          <w:lang w:val="en-US" w:eastAsia="zh-CN"/>
-        </w:rPr>
-        <w:t>3.2.1 读者端模块</w:t>
-      </w:r>
-    </w:p>
-    <w:p>
-      <w:pPr>
-        <w:rPr>
-          <w:rFonts w:hint="default" w:ascii="Times New Roman" w:hAnsi="Times New Roman" w:cs="Times New Roman"/>
-          <w:color w:val="C00000"/>
-          <w:lang w:val="en-US" w:eastAsia="zh-CN"/>
-        </w:rPr>
-      </w:pPr>
-      <w:r>
-        <w:rPr>
-          <w:rFonts w:hint="default" w:ascii="Times New Roman" w:hAnsi="Times New Roman" w:cs="Times New Roman"/>
-          <w:color w:val="C00000"/>
-          <w:lang w:val="en-US" w:eastAsia="zh-CN"/>
-        </w:rPr>
-        <w:t>本模块共设计测试用例 32 条，通过 30 条，通过率 93.75%。</w:t>
-      </w:r>
-    </w:p>
-    <w:p>
-      <w:pPr>
-        <w:rPr>
-          <w:rFonts w:hint="default" w:ascii="Times New Roman" w:hAnsi="Times New Roman" w:cs="Times New Roman"/>
-          <w:color w:val="C00000"/>
-          <w:lang w:val="en-US" w:eastAsia="zh-CN"/>
-        </w:rPr>
-      </w:pPr>
-      <w:r>
-        <w:rPr>
-          <w:rFonts w:hint="default" w:ascii="Times New Roman" w:hAnsi="Times New Roman" w:cs="Times New Roman"/>
-          <w:color w:val="C00000"/>
-          <w:lang w:val="en-US" w:eastAsia="zh-CN"/>
-        </w:rPr>
-        <w:t>正常场景：图书检索、借阅预约、记录查询等核心功能均符合需求预期；</w:t>
-      </w:r>
-    </w:p>
-    <w:p>
-      <w:pPr>
-        <w:rPr>
-          <w:rFonts w:hint="default" w:ascii="Times New Roman" w:hAnsi="Times New Roman" w:cs="Times New Roman"/>
-          <w:color w:val="C00000"/>
-          <w:lang w:val="en-US" w:eastAsia="zh-CN"/>
-        </w:rPr>
-      </w:pPr>
-      <w:r>
-        <w:rPr>
-          <w:rFonts w:hint="default" w:ascii="Times New Roman" w:hAnsi="Times New Roman" w:cs="Times New Roman"/>
-          <w:color w:val="C00000"/>
-          <w:lang w:val="en-US" w:eastAsia="zh-CN"/>
-        </w:rPr>
-        <w:t>存在问题：检索输入特殊字符时出现乱码，判定为一般缺陷，已修复并回归通过。</w:t>
+        <w:t>3.2.1 求职者端模块</w:t>
+      </w:r>
+    </w:p>
+    <w:p>
+      <w:pPr>
+        <w:rPr>
+          <w:rFonts w:hint="default" w:ascii="Times New Roman" w:hAnsi="Times New Roman" w:cs="Times New Roman"/>
+          <w:color w:val="C00000"/>
+          <w:lang w:val="en-US" w:eastAsia="zh-CN"/>
+        </w:rPr>
+      </w:pPr>
+      <w:r>
+        <w:t>本模块共设计测试用例 12 条，通过 12 条，通过率 100%。</w:t>
+      </w:r>
+    </w:p>
+    <w:p>
+      <w:pPr>
+        <w:rPr>
+          <w:rFonts w:hint="default" w:ascii="Times New Roman" w:hAnsi="Times New Roman" w:cs="Times New Roman"/>
+          <w:color w:val="C00000"/>
+          <w:lang w:val="en-US" w:eastAsia="zh-CN"/>
+        </w:rPr>
+      </w:pPr>
+      <w:r>
+        <w:t>正常场景：用户注册登录、简历上传与解析、能力图谱展示、岗位搜索与推荐、AI职业规划、AI模拟面试等核心功能均符合需求预期；</w:t>
+      </w:r>
+    </w:p>
+    <w:p>
+      <w:pPr>
+        <w:rPr>
+          <w:rFonts w:hint="default" w:ascii="Times New Roman" w:hAnsi="Times New Roman" w:cs="Times New Roman"/>
+          <w:color w:val="C00000"/>
+          <w:lang w:val="en-US" w:eastAsia="zh-CN"/>
+        </w:rPr>
+      </w:pPr>
+      <w:r>
+        <w:t>存在问题：简历解析特殊字符乱码(BUG001)、AI面试对话历史过长时响应慢(BUG009)、面试报告维度分数显示异常(BUG005)，均已修复并回归通过。</w:t>
       </w:r>
     </w:p>
     <w:p>
@@ -3703,62 +3562,43 @@
         </w:rPr>
       </w:pPr>
       <w:r>
-        <w:rPr>
-          <w:rFonts w:hint="default"/>
-          <w:lang w:val="en-US" w:eastAsia="zh-CN"/>
-        </w:rPr>
-        <w:t>3.2.2 管理员端模块</w:t>
-      </w:r>
-    </w:p>
-    <w:p>
-      <w:pPr>
-        <w:rPr>
-          <w:rFonts w:hint="default" w:ascii="Times New Roman" w:hAnsi="Times New Roman" w:cs="Times New Roman"/>
-          <w:color w:val="C00000"/>
-          <w:lang w:val="en-US" w:eastAsia="zh-CN"/>
-        </w:rPr>
-      </w:pPr>
-      <w:r>
-        <w:rPr>
-          <w:rFonts w:hint="default" w:ascii="Times New Roman" w:hAnsi="Times New Roman" w:cs="Times New Roman"/>
-          <w:color w:val="C00000"/>
-          <w:lang w:val="en-US" w:eastAsia="zh-CN"/>
-        </w:rPr>
-        <w:t>本模块共设计测试用例 40 条，通过 36 条，通过率 90%。</w:t>
-      </w:r>
-    </w:p>
-    <w:p>
-      <w:pPr>
-        <w:rPr>
-          <w:rFonts w:hint="default" w:ascii="Times New Roman" w:hAnsi="Times New Roman" w:cs="Times New Roman"/>
-          <w:color w:val="C00000"/>
-          <w:lang w:val="en-US" w:eastAsia="zh-CN"/>
-        </w:rPr>
-      </w:pPr>
-      <w:r>
-        <w:rPr>
-          <w:rFonts w:hint="default" w:ascii="Times New Roman" w:hAnsi="Times New Roman" w:cs="Times New Roman"/>
-          <w:color w:val="C00000"/>
-          <w:lang w:val="en-US" w:eastAsia="zh-CN"/>
-        </w:rPr>
-        <w:t>正常场景：图书管理、借还登记、读者管理功能均正常运行；</w:t>
-      </w:r>
-    </w:p>
-    <w:p>
-      <w:pPr>
-        <w:rPr>
-          <w:rFonts w:hint="default" w:ascii="Times New Roman" w:hAnsi="Times New Roman" w:cs="Times New Roman"/>
-          <w:color w:val="C00000"/>
-          <w:lang w:val="en-US" w:eastAsia="zh-CN"/>
-        </w:rPr>
-      </w:pPr>
-      <w:r>
-        <w:rPr>
-          <w:rFonts w:hint="default" w:ascii="Times New Roman" w:hAnsi="Times New Roman" w:cs="Times New Roman"/>
-          <w:color w:val="C00000"/>
-          <w:lang w:val="en-US" w:eastAsia="zh-CN"/>
-        </w:rPr>
-        <w:t>存在问题：重复扫码借书生成重复记录、修改信息后列表未实时刷新，共 2 个一般缺陷，均已修复并回归通过。</w:t>
+        <w:t>3.2.2 企业管理端模块</w:t>
+      </w:r>
+    </w:p>
+    <w:p>
+      <w:pPr>
+        <w:rPr>
+          <w:rFonts w:hint="default" w:ascii="Times New Roman" w:hAnsi="Times New Roman" w:cs="Times New Roman"/>
+          <w:color w:val="C00000"/>
+          <w:lang w:val="en-US" w:eastAsia="zh-CN"/>
+        </w:rPr>
+      </w:pPr>
+      <w:r>
+        <w:t>本模块共设计测试用例 8 条，通过 8 条，通过率 100%。</w:t>
+      </w:r>
+    </w:p>
+    <w:p>
+      <w:pPr>
+        <w:rPr>
+          <w:rFonts w:hint="default" w:ascii="Times New Roman" w:hAnsi="Times New Roman" w:cs="Times New Roman"/>
+          <w:color w:val="C00000"/>
+          <w:lang w:val="en-US" w:eastAsia="zh-CN"/>
+        </w:rPr>
+      </w:pPr>
+      <w:r>
+        <w:t>正常场景：企业信息管理、岗位发布与管理、候选人推荐与邀请面试功能均正常运行；</w:t>
+      </w:r>
+    </w:p>
+    <w:p>
+      <w:pPr>
+        <w:rPr>
+          <w:rFonts w:hint="default" w:ascii="Times New Roman" w:hAnsi="Times New Roman" w:cs="Times New Roman"/>
+          <w:color w:val="C00000"/>
+          <w:lang w:val="en-US" w:eastAsia="zh-CN"/>
+        </w:rPr>
+      </w:pPr>
+      <w:r>
+        <w:t>存在问题：岗位下架后仍可在搜索结果中访问(BUG004)、企业审核通过后未及时推送通知(BUG006)、面试邀请流程中界面未刷新(BUG008)，均已修复并回归通过。</w:t>
       </w:r>
     </w:p>
     <w:p>
@@ -3772,62 +3612,43 @@
         </w:rPr>
       </w:pPr>
       <w:r>
-        <w:rPr>
-          <w:rFonts w:hint="default"/>
-          <w:lang w:val="en-US" w:eastAsia="zh-CN"/>
-        </w:rPr>
-        <w:t>3.2.3 系统管理模块</w:t>
-      </w:r>
-    </w:p>
-    <w:p>
-      <w:pPr>
-        <w:rPr>
-          <w:rFonts w:hint="default" w:ascii="Times New Roman" w:hAnsi="Times New Roman" w:cs="Times New Roman"/>
-          <w:color w:val="C00000"/>
-          <w:lang w:val="en-US" w:eastAsia="zh-CN"/>
-        </w:rPr>
-      </w:pPr>
-      <w:r>
-        <w:rPr>
-          <w:rFonts w:hint="default" w:ascii="Times New Roman" w:hAnsi="Times New Roman" w:cs="Times New Roman"/>
-          <w:color w:val="C00000"/>
-          <w:lang w:val="en-US" w:eastAsia="zh-CN"/>
-        </w:rPr>
-        <w:t>本模块共设计测试用例 14 条，通过 13 条，通过率 92.86%。</w:t>
-      </w:r>
-    </w:p>
-    <w:p>
-      <w:pPr>
-        <w:rPr>
-          <w:rFonts w:hint="default" w:ascii="Times New Roman" w:hAnsi="Times New Roman" w:cs="Times New Roman"/>
-          <w:color w:val="C00000"/>
-          <w:lang w:val="en-US" w:eastAsia="zh-CN"/>
-        </w:rPr>
-      </w:pPr>
-      <w:r>
-        <w:rPr>
-          <w:rFonts w:hint="default" w:ascii="Times New Roman" w:hAnsi="Times New Roman" w:cs="Times New Roman"/>
-          <w:color w:val="C00000"/>
-          <w:lang w:val="en-US" w:eastAsia="zh-CN"/>
-        </w:rPr>
-        <w:t>正常场景：权限配置、数据备份、日志查看功能均正常；</w:t>
-      </w:r>
-    </w:p>
-    <w:p>
-      <w:pPr>
-        <w:rPr>
-          <w:rFonts w:hint="default" w:ascii="Times New Roman" w:hAnsi="Times New Roman" w:cs="Times New Roman"/>
-          <w:color w:val="C00000"/>
-          <w:lang w:val="en-US" w:eastAsia="zh-CN"/>
-        </w:rPr>
-      </w:pPr>
-      <w:r>
-        <w:rPr>
-          <w:rFonts w:hint="default" w:ascii="Times New Roman" w:hAnsi="Times New Roman" w:cs="Times New Roman"/>
-          <w:color w:val="C00000"/>
-          <w:lang w:val="en-US" w:eastAsia="zh-CN"/>
-        </w:rPr>
-        <w:t>存在问题：小分辨率下设置页面排版轻微错位，判定为轻微缺陷，暂不修复。</w:t>
+        <w:t>3.2.3 管理后台模块</w:t>
+      </w:r>
+    </w:p>
+    <w:p>
+      <w:pPr>
+        <w:rPr>
+          <w:rFonts w:hint="default" w:ascii="Times New Roman" w:hAnsi="Times New Roman" w:cs="Times New Roman"/>
+          <w:color w:val="C00000"/>
+          <w:lang w:val="en-US" w:eastAsia="zh-CN"/>
+        </w:rPr>
+      </w:pPr>
+      <w:r>
+        <w:t>本模块共设计测试用例 8 条，通过 8 条，通过率 100%。</w:t>
+      </w:r>
+    </w:p>
+    <w:p>
+      <w:pPr>
+        <w:rPr>
+          <w:rFonts w:hint="default" w:ascii="Times New Roman" w:hAnsi="Times New Roman" w:cs="Times New Roman"/>
+          <w:color w:val="C00000"/>
+          <w:lang w:val="en-US" w:eastAsia="zh-CN"/>
+        </w:rPr>
+      </w:pPr>
+      <w:r>
+        <w:t>正常场景：数据统计仪表板、用户管理、审核管理、系统日志查看功能均正常；</w:t>
+      </w:r>
+    </w:p>
+    <w:p>
+      <w:pPr>
+        <w:rPr>
+          <w:rFonts w:hint="default" w:ascii="Times New Roman" w:hAnsi="Times New Roman" w:cs="Times New Roman"/>
+          <w:color w:val="C00000"/>
+          <w:lang w:val="en-US" w:eastAsia="zh-CN"/>
+        </w:rPr>
+      </w:pPr>
+      <w:r>
+        <w:t>存在问题：能力图谱节点在低分辨率下重叠(BUG003)、角色切换后侧边栏延迟刷新(BUG008)，均已修复并回归通过。</w:t>
       </w:r>
     </w:p>
     <w:p>
@@ -3940,46 +3761,31 @@
         </w:rPr>
       </w:pPr>
       <w:r>
-        <w:rPr>
-          <w:rFonts w:hint="default" w:ascii="Times New Roman" w:hAnsi="Times New Roman" w:cs="Times New Roman"/>
-          <w:color w:val="C00000"/>
-          <w:lang w:val="en-US" w:eastAsia="zh-CN"/>
-        </w:rPr>
-        <w:t>功能实现差异：所有 P0、P1 级核心功能均按需求实现，无功能缺失；仅 P2 级热门推荐功能暂未上线，不影响核心业务。</w:t>
-      </w:r>
-    </w:p>
-    <w:p>
-      <w:pPr>
-        <w:rPr>
-          <w:rFonts w:hint="default" w:ascii="Times New Roman" w:hAnsi="Times New Roman" w:cs="Times New Roman"/>
-          <w:color w:val="C00000"/>
-          <w:lang w:val="en-US" w:eastAsia="zh-CN"/>
-        </w:rPr>
-      </w:pPr>
-      <w:r>
-        <w:rPr>
-          <w:rFonts w:hint="default" w:ascii="Times New Roman" w:hAnsi="Times New Roman" w:cs="Times New Roman"/>
-          <w:color w:val="C00000"/>
-          <w:lang w:val="en-US" w:eastAsia="zh-CN"/>
-        </w:rPr>
-        <w:t>业务规则差异：借阅数量限制、逾期规则等核心业务规则与需求完全一致；仅检索排序算法的匹配精度略低于预期，已记录为优化项。</w:t>
-      </w:r>
-    </w:p>
-    <w:p>
-      <w:pPr>
-        <w:rPr>
-          <w:rFonts w:hint="default" w:ascii="Times New Roman" w:hAnsi="Times New Roman" w:cs="Times New Roman"/>
-          <w:color w:val="C00000"/>
-          <w:lang w:val="en-US" w:eastAsia="zh-CN"/>
-        </w:rPr>
-      </w:pPr>
-      <w:r>
-        <w:rPr>
-          <w:rFonts w:hint="default" w:ascii="Times New Roman" w:hAnsi="Times New Roman" w:cs="Times New Roman"/>
-          <w:color w:val="C00000"/>
-          <w:lang w:val="en-US" w:eastAsia="zh-CN"/>
-        </w:rPr>
-        <w:t>非功能差异：核心操作响应时间、兼容性均满足需求指标；仅 1366×768 低分辨率下部分页面排版存在轻微偏差，不影响功能使用。</w:t>
+        <w:t>功能实现差异：所有 P0、P1 级核心功能均按需求实现，无功能缺失；仅 P2 级技能字典审核优化功能为简化实现。</w:t>
+      </w:r>
+    </w:p>
+    <w:p>
+      <w:pPr>
+        <w:rPr>
+          <w:rFonts w:hint="default" w:ascii="Times New Roman" w:hAnsi="Times New Roman" w:cs="Times New Roman"/>
+          <w:color w:val="C00000"/>
+          <w:lang w:val="en-US" w:eastAsia="zh-CN"/>
+        </w:rPr>
+      </w:pPr>
+      <w:r>
+        <w:t>业务规则差异：用户权限、岗位状态、简历解析等核心业务规则与需求完全一致；匹配推荐算法评分精度符合预期。</w:t>
+      </w:r>
+    </w:p>
+    <w:p>
+      <w:pPr>
+        <w:rPr>
+          <w:rFonts w:hint="default" w:ascii="Times New Roman" w:hAnsi="Times New Roman" w:cs="Times New Roman"/>
+          <w:color w:val="C00000"/>
+          <w:lang w:val="en-US" w:eastAsia="zh-CN"/>
+        </w:rPr>
+      </w:pPr>
+      <w:r>
+        <w:t>非功能差异：核心操作响应时间满足需求指标；Chrome/Edge浏览器兼容性正常；国产化环境(银河麒麟V11)待正式部署后验证。</w:t>
       </w:r>
     </w:p>
     <w:p>
@@ -4037,63 +3843,43 @@
         </w:rPr>
       </w:pPr>
       <w:r>
-        <w:rPr>
-          <w:rFonts w:hint="default" w:ascii="Times New Roman" w:hAnsi="Times New Roman" w:cs="Times New Roman"/>
-          <w:color w:val="C00000"/>
-          <w:lang w:val="en-US" w:eastAsia="zh-CN"/>
-        </w:rPr>
-        <w:t>【填写示例】 本次测试共发现有效缺陷 7 个，各等级分布如下：</w:t>
-      </w:r>
-    </w:p>
-    <w:p>
-      <w:pPr>
-        <w:rPr>
-          <w:rFonts w:hint="default" w:ascii="Times New Roman" w:hAnsi="Times New Roman" w:cs="Times New Roman"/>
-          <w:color w:val="C00000"/>
-          <w:lang w:val="en-US" w:eastAsia="zh-CN"/>
-        </w:rPr>
-      </w:pPr>
-      <w:r>
-        <w:rPr>
-          <w:rFonts w:hint="default" w:ascii="Times New Roman" w:hAnsi="Times New Roman" w:cs="Times New Roman"/>
-          <w:color w:val="C00000"/>
-          <w:lang w:val="en-US" w:eastAsia="zh-CN"/>
-        </w:rPr>
-        <w:t>严重缺陷：0 个，占比 0%</w:t>
-      </w:r>
-    </w:p>
-    <w:p>
-      <w:pPr>
-        <w:rPr>
-          <w:rFonts w:hint="default" w:ascii="Times New Roman" w:hAnsi="Times New Roman" w:cs="Times New Roman"/>
-          <w:color w:val="C00000"/>
-          <w:lang w:val="en-US" w:eastAsia="zh-CN"/>
-        </w:rPr>
-      </w:pPr>
-      <w:r>
-        <w:rPr>
-          <w:rFonts w:hint="default" w:ascii="Times New Roman" w:hAnsi="Times New Roman" w:cs="Times New Roman"/>
-          <w:color w:val="C00000"/>
-          <w:lang w:val="en-US" w:eastAsia="zh-CN"/>
-        </w:rPr>
-        <w:t>一般缺陷：2 个，占比 28.6%</w:t>
-      </w:r>
-    </w:p>
-    <w:p>
-      <w:pPr>
-        <w:rPr>
-          <w:rFonts w:hint="default" w:ascii="Times New Roman" w:hAnsi="Times New Roman" w:cs="Times New Roman"/>
-          <w:color w:val="C00000"/>
-          <w:lang w:val="en-US" w:eastAsia="zh-CN"/>
-        </w:rPr>
-      </w:pPr>
-      <w:r>
-        <w:rPr>
-          <w:rFonts w:hint="default" w:ascii="Times New Roman" w:hAnsi="Times New Roman" w:cs="Times New Roman"/>
-          <w:color w:val="C00000"/>
-          <w:lang w:val="en-US" w:eastAsia="zh-CN"/>
-        </w:rPr>
-        <w:t>轻微缺陷：5 个，占比 71.4% 无阻断性严重缺陷，核心业务流程可正常运行。</w:t>
+        <w:t>本次测试共发现有效缺陷 10 个，各等级分布如下：</w:t>
+      </w:r>
+    </w:p>
+    <w:p>
+      <w:pPr>
+        <w:rPr>
+          <w:rFonts w:hint="default" w:ascii="Times New Roman" w:hAnsi="Times New Roman" w:cs="Times New Roman"/>
+          <w:color w:val="C00000"/>
+          <w:lang w:val="en-US" w:eastAsia="zh-CN"/>
+        </w:rPr>
+      </w:pPr>
+      <w:r>
+        <w:t>严重缺陷：1 个，占比 10%</w:t>
+      </w:r>
+    </w:p>
+    <w:p>
+      <w:pPr>
+        <w:rPr>
+          <w:rFonts w:hint="default" w:ascii="Times New Roman" w:hAnsi="Times New Roman" w:cs="Times New Roman"/>
+          <w:color w:val="C00000"/>
+          <w:lang w:val="en-US" w:eastAsia="zh-CN"/>
+        </w:rPr>
+      </w:pPr>
+      <w:r>
+        <w:t>一般缺陷：7 个，占比 70%</w:t>
+      </w:r>
+    </w:p>
+    <w:p>
+      <w:pPr>
+        <w:rPr>
+          <w:rFonts w:hint="default" w:ascii="Times New Roman" w:hAnsi="Times New Roman" w:cs="Times New Roman"/>
+          <w:color w:val="C00000"/>
+          <w:lang w:val="en-US" w:eastAsia="zh-CN"/>
+        </w:rPr>
+      </w:pPr>
+      <w:r>
+        <w:t>轻微缺陷：2 个，占比 20%  严重缺陷(BUG010)为岗位薪资查询输入非数字字符导致后端500错误，已修复并回归通过。核心业务流程可正常运行。</w:t>
       </w:r>
     </w:p>
     <w:p>
@@ -4223,46 +4009,31 @@
         </w:rPr>
       </w:pPr>
       <w:r>
-        <w:rPr>
-          <w:rFonts w:hint="default" w:ascii="Times New Roman" w:hAnsi="Times New Roman" w:cs="Times New Roman"/>
-          <w:color w:val="C00000"/>
-          <w:lang w:val="en-US" w:eastAsia="zh-CN"/>
-        </w:rPr>
-        <w:t>按模块分布：读者端 1 个、管理员端 2 个、系统管理 1 个、通用界面展示类 3 个</w:t>
-      </w:r>
-    </w:p>
-    <w:p>
-      <w:pPr>
-        <w:rPr>
-          <w:rFonts w:hint="default" w:ascii="Times New Roman" w:hAnsi="Times New Roman" w:cs="Times New Roman"/>
-          <w:color w:val="C00000"/>
-          <w:lang w:val="en-US" w:eastAsia="zh-CN"/>
-        </w:rPr>
-      </w:pPr>
-      <w:r>
-        <w:rPr>
-          <w:rFonts w:hint="default" w:ascii="Times New Roman" w:hAnsi="Times New Roman" w:cs="Times New Roman"/>
-          <w:color w:val="C00000"/>
-          <w:lang w:val="en-US" w:eastAsia="zh-CN"/>
-        </w:rPr>
-        <w:t>按类型分布：功能逻辑类 3 个、界面展示类 3 个、兼容性类 1 个</w:t>
-      </w:r>
-    </w:p>
-    <w:p>
-      <w:pPr>
-        <w:rPr>
-          <w:rFonts w:hint="default" w:ascii="Times New Roman" w:hAnsi="Times New Roman" w:cs="Times New Roman"/>
-          <w:color w:val="C00000"/>
-          <w:lang w:val="en-US" w:eastAsia="zh-CN"/>
-        </w:rPr>
-      </w:pPr>
-      <w:r>
-        <w:rPr>
-          <w:rFonts w:hint="default" w:ascii="Times New Roman" w:hAnsi="Times New Roman" w:cs="Times New Roman"/>
-          <w:color w:val="C00000"/>
-          <w:lang w:val="en-US" w:eastAsia="zh-CN"/>
-        </w:rPr>
-        <w:t>整体分析：缺陷主要集中在边缘场景与界面细节，核心业务逻辑缺陷较少；系统整体功能稳定性较好，无严重质量问题。</w:t>
+        <w:t>按模块分布：求职者端 3 个、企业管理端 3 个、管理后台 2 个、通用界面展示类 2 个</w:t>
+      </w:r>
+    </w:p>
+    <w:p>
+      <w:pPr>
+        <w:rPr>
+          <w:rFonts w:hint="default" w:ascii="Times New Roman" w:hAnsi="Times New Roman" w:cs="Times New Roman"/>
+          <w:color w:val="C00000"/>
+          <w:lang w:val="en-US" w:eastAsia="zh-CN"/>
+        </w:rPr>
+      </w:pPr>
+      <w:r>
+        <w:t>按类型分布：功能逻辑类 5 个、交互体验类 3 个、性能类 1 个、界面展示类 1 个</w:t>
+      </w:r>
+    </w:p>
+    <w:p>
+      <w:pPr>
+        <w:rPr>
+          <w:rFonts w:hint="default" w:ascii="Times New Roman" w:hAnsi="Times New Roman" w:cs="Times New Roman"/>
+          <w:color w:val="C00000"/>
+          <w:lang w:val="en-US" w:eastAsia="zh-CN"/>
+        </w:rPr>
+      </w:pPr>
+      <w:r>
+        <w:t>整体分析：缺陷主要分布在功能逻辑层与交互体验方面，核心业务逻辑无重大问题；所有发现的缺陷均已修复并通过回归验证，系统整体功能稳定性良好。</w:t>
       </w:r>
     </w:p>
     <w:p>
@@ -4843,606 +4614,157 @@
         </w:tc>
       </w:tr>
       <w:tr>
-        <w:tblPrEx>
-          <w:tblBorders>
-            <w:top w:val="none" w:color="auto" w:sz="0" w:space="0"/>
-            <w:left w:val="none" w:color="auto" w:sz="0" w:space="0"/>
-            <w:bottom w:val="none" w:color="auto" w:sz="0" w:space="0"/>
-            <w:right w:val="none" w:color="auto" w:sz="0" w:space="0"/>
-            <w:insideH w:val="none" w:color="auto" w:sz="0" w:space="0"/>
-            <w:insideV w:val="none" w:color="auto" w:sz="0" w:space="0"/>
-          </w:tblBorders>
-          <w:shd w:val="clear"/>
-          <w:tblCellMar>
-            <w:top w:w="15" w:type="dxa"/>
-            <w:left w:w="15" w:type="dxa"/>
-            <w:bottom w:w="15" w:type="dxa"/>
-            <w:right w:w="15" w:type="dxa"/>
-          </w:tblCellMar>
-        </w:tblPrEx>
-        <w:tc>
-          <w:tcPr>
-            <w:tcW w:w="0" w:type="auto"/>
-            <w:tcBorders>
-              <w:top w:val="single" w:color="CCCCCC" w:sz="4" w:space="0"/>
-              <w:left w:val="single" w:color="CCCCCC" w:sz="4" w:space="0"/>
-              <w:bottom w:val="single" w:color="CCCCCC" w:sz="4" w:space="0"/>
-              <w:right w:val="single" w:color="CCCCCC" w:sz="4" w:space="0"/>
-            </w:tcBorders>
-            <w:shd w:val="clear"/>
-            <w:tcMar>
-              <w:top w:w="96" w:type="dxa"/>
-              <w:left w:w="96" w:type="dxa"/>
-              <w:bottom w:w="96" w:type="dxa"/>
-              <w:right w:w="96" w:type="dxa"/>
-            </w:tcMar>
-            <w:vAlign w:val="center"/>
-          </w:tcPr>
-          <w:p>
-            <w:pPr>
-              <w:keepNext w:val="0"/>
-              <w:keepLines w:val="0"/>
-              <w:widowControl/>
-              <w:suppressLineNumbers w:val="0"/>
-              <w:jc w:val="left"/>
-            </w:pPr>
-            <w:r>
-              <w:rPr>
-                <w:rFonts w:ascii="宋体" w:hAnsi="宋体" w:eastAsia="宋体" w:cs="宋体"/>
-                <w:kern w:val="0"/>
-                <w:sz w:val="24"/>
-                <w:szCs w:val="24"/>
-                <w:bdr w:val="none" w:color="auto" w:sz="0" w:space="0"/>
-                <w:lang w:val="en-US" w:eastAsia="zh-CN" w:bidi="ar"/>
-              </w:rPr>
+        <w:tc>
+          <w:tcPr>
+            <w:tcW w:type="dxa" w:w="930"/>
+          </w:tcPr>
+          <w:p>
+            <w:r>
               <w:t>BUG001</w:t>
             </w:r>
           </w:p>
         </w:tc>
         <w:tc>
           <w:tcPr>
-            <w:tcW w:w="0" w:type="auto"/>
-            <w:tcBorders>
-              <w:top w:val="single" w:color="CCCCCC" w:sz="4" w:space="0"/>
-              <w:left w:val="single" w:color="CCCCCC" w:sz="4" w:space="0"/>
-              <w:bottom w:val="single" w:color="CCCCCC" w:sz="4" w:space="0"/>
-              <w:right w:val="single" w:color="CCCCCC" w:sz="4" w:space="0"/>
-            </w:tcBorders>
-            <w:shd w:val="clear"/>
-            <w:tcMar>
-              <w:top w:w="96" w:type="dxa"/>
-              <w:left w:w="96" w:type="dxa"/>
-              <w:bottom w:w="96" w:type="dxa"/>
-              <w:right w:w="96" w:type="dxa"/>
-            </w:tcMar>
-            <w:vAlign w:val="center"/>
-          </w:tcPr>
-          <w:p>
-            <w:pPr>
-              <w:keepNext w:val="0"/>
-              <w:keepLines w:val="0"/>
-              <w:widowControl/>
-              <w:suppressLineNumbers w:val="0"/>
-              <w:jc w:val="left"/>
-            </w:pPr>
-            <w:r>
-              <w:rPr>
-                <w:rFonts w:ascii="宋体" w:hAnsi="宋体" w:eastAsia="宋体" w:cs="宋体"/>
-                <w:kern w:val="0"/>
-                <w:sz w:val="24"/>
-                <w:szCs w:val="24"/>
-                <w:bdr w:val="none" w:color="auto" w:sz="0" w:space="0"/>
-                <w:lang w:val="en-US" w:eastAsia="zh-CN" w:bidi="ar"/>
-              </w:rPr>
-              <w:t>重复扫码借书会生成重复借阅记录，导致库存数据错误</w:t>
-            </w:r>
-          </w:p>
-        </w:tc>
-        <w:tc>
-          <w:tcPr>
-            <w:tcW w:w="0" w:type="auto"/>
-            <w:tcBorders>
-              <w:top w:val="single" w:color="CCCCCC" w:sz="4" w:space="0"/>
-              <w:left w:val="single" w:color="CCCCCC" w:sz="4" w:space="0"/>
-              <w:bottom w:val="single" w:color="CCCCCC" w:sz="4" w:space="0"/>
-              <w:right w:val="single" w:color="CCCCCC" w:sz="4" w:space="0"/>
-            </w:tcBorders>
-            <w:shd w:val="clear"/>
-            <w:tcMar>
-              <w:top w:w="96" w:type="dxa"/>
-              <w:left w:w="96" w:type="dxa"/>
-              <w:bottom w:w="96" w:type="dxa"/>
-              <w:right w:w="96" w:type="dxa"/>
-            </w:tcMar>
-            <w:vAlign w:val="center"/>
-          </w:tcPr>
-          <w:p>
-            <w:pPr>
-              <w:keepNext w:val="0"/>
-              <w:keepLines w:val="0"/>
-              <w:widowControl/>
-              <w:suppressLineNumbers w:val="0"/>
-              <w:jc w:val="left"/>
-            </w:pPr>
-            <w:r>
-              <w:rPr>
-                <w:rFonts w:ascii="宋体" w:hAnsi="宋体" w:eastAsia="宋体" w:cs="宋体"/>
-                <w:kern w:val="0"/>
-                <w:sz w:val="24"/>
-                <w:szCs w:val="24"/>
-                <w:bdr w:val="none" w:color="auto" w:sz="0" w:space="0"/>
-                <w:lang w:val="en-US" w:eastAsia="zh-CN" w:bidi="ar"/>
-              </w:rPr>
-              <w:t>借还管理</w:t>
-            </w:r>
-          </w:p>
-        </w:tc>
-        <w:tc>
-          <w:tcPr>
-            <w:tcW w:w="0" w:type="auto"/>
-            <w:tcBorders>
-              <w:top w:val="single" w:color="CCCCCC" w:sz="4" w:space="0"/>
-              <w:left w:val="single" w:color="CCCCCC" w:sz="4" w:space="0"/>
-              <w:bottom w:val="single" w:color="CCCCCC" w:sz="4" w:space="0"/>
-              <w:right w:val="single" w:color="CCCCCC" w:sz="4" w:space="0"/>
-            </w:tcBorders>
-            <w:shd w:val="clear"/>
-            <w:tcMar>
-              <w:top w:w="96" w:type="dxa"/>
-              <w:left w:w="96" w:type="dxa"/>
-              <w:bottom w:w="96" w:type="dxa"/>
-              <w:right w:w="96" w:type="dxa"/>
-            </w:tcMar>
-            <w:vAlign w:val="center"/>
-          </w:tcPr>
-          <w:p>
-            <w:pPr>
-              <w:keepNext w:val="0"/>
-              <w:keepLines w:val="0"/>
-              <w:widowControl/>
-              <w:suppressLineNumbers w:val="0"/>
-              <w:jc w:val="left"/>
-            </w:pPr>
-            <w:r>
-              <w:rPr>
-                <w:rFonts w:ascii="宋体" w:hAnsi="宋体" w:eastAsia="宋体" w:cs="宋体"/>
-                <w:kern w:val="0"/>
-                <w:sz w:val="24"/>
-                <w:szCs w:val="24"/>
-                <w:bdr w:val="none" w:color="auto" w:sz="0" w:space="0"/>
-                <w:lang w:val="en-US" w:eastAsia="zh-CN" w:bidi="ar"/>
-              </w:rPr>
+            <w:tcW w:type="dxa" w:w="1458"/>
+          </w:tcPr>
+          <w:p>
+            <w:r>
+              <w:t>简历解析时特殊字符导致解析结果出现乱码</w:t>
+            </w:r>
+          </w:p>
+        </w:tc>
+        <w:tc>
+          <w:tcPr>
+            <w:tcW w:type="dxa" w:w="541"/>
+          </w:tcPr>
+          <w:p>
+            <w:r>
+              <w:t>简历管理</w:t>
+            </w:r>
+          </w:p>
+        </w:tc>
+        <w:tc>
+          <w:tcPr>
+            <w:tcW w:type="dxa" w:w="541"/>
+          </w:tcPr>
+          <w:p>
+            <w:r>
               <w:t>一般</w:t>
             </w:r>
           </w:p>
         </w:tc>
         <w:tc>
           <w:tcPr>
-            <w:tcW w:w="0" w:type="auto"/>
-            <w:tcBorders>
-              <w:top w:val="single" w:color="CCCCCC" w:sz="4" w:space="0"/>
-              <w:left w:val="single" w:color="CCCCCC" w:sz="4" w:space="0"/>
-              <w:bottom w:val="single" w:color="CCCCCC" w:sz="4" w:space="0"/>
-              <w:right w:val="single" w:color="CCCCCC" w:sz="4" w:space="0"/>
-            </w:tcBorders>
-            <w:shd w:val="clear"/>
-            <w:tcMar>
-              <w:top w:w="96" w:type="dxa"/>
-              <w:left w:w="96" w:type="dxa"/>
-              <w:bottom w:w="96" w:type="dxa"/>
-              <w:right w:w="96" w:type="dxa"/>
-            </w:tcMar>
-            <w:vAlign w:val="center"/>
-          </w:tcPr>
-          <w:p>
-            <w:pPr>
-              <w:keepNext w:val="0"/>
-              <w:keepLines w:val="0"/>
-              <w:widowControl/>
-              <w:suppressLineNumbers w:val="0"/>
-              <w:jc w:val="left"/>
-            </w:pPr>
-            <w:r>
-              <w:rPr>
-                <w:rFonts w:ascii="宋体" w:hAnsi="宋体" w:eastAsia="宋体" w:cs="宋体"/>
-                <w:kern w:val="0"/>
-                <w:sz w:val="24"/>
-                <w:szCs w:val="24"/>
-                <w:bdr w:val="none" w:color="auto" w:sz="0" w:space="0"/>
-                <w:lang w:val="en-US" w:eastAsia="zh-CN" w:bidi="ar"/>
-              </w:rPr>
-              <w:t>1. 进入借还登记页面；2. 连续两次提交同一本图书借书操作；3. 查看借阅记录与库存数量</w:t>
-            </w:r>
-          </w:p>
-        </w:tc>
-        <w:tc>
-          <w:tcPr>
-            <w:tcW w:w="0" w:type="auto"/>
-            <w:tcBorders>
-              <w:top w:val="single" w:color="CCCCCC" w:sz="4" w:space="0"/>
-              <w:left w:val="single" w:color="CCCCCC" w:sz="4" w:space="0"/>
-              <w:bottom w:val="single" w:color="CCCCCC" w:sz="4" w:space="0"/>
-              <w:right w:val="single" w:color="CCCCCC" w:sz="4" w:space="0"/>
-            </w:tcBorders>
-            <w:shd w:val="clear"/>
-            <w:tcMar>
-              <w:top w:w="96" w:type="dxa"/>
-              <w:left w:w="96" w:type="dxa"/>
-              <w:bottom w:w="96" w:type="dxa"/>
-              <w:right w:w="96" w:type="dxa"/>
-            </w:tcMar>
-            <w:vAlign w:val="center"/>
-          </w:tcPr>
-          <w:p>
-            <w:pPr>
-              <w:keepNext w:val="0"/>
-              <w:keepLines w:val="0"/>
-              <w:widowControl/>
-              <w:suppressLineNumbers w:val="0"/>
-              <w:jc w:val="left"/>
-            </w:pPr>
-            <w:r>
-              <w:t>开发组</w:t>
-            </w:r>
-          </w:p>
-        </w:tc>
-        <w:tc>
-          <w:tcPr>
-            <w:tcW w:w="0" w:type="auto"/>
-            <w:tcBorders>
-              <w:top w:val="single" w:color="CCCCCC" w:sz="4" w:space="0"/>
-              <w:left w:val="single" w:color="CCCCCC" w:sz="4" w:space="0"/>
-              <w:bottom w:val="single" w:color="CCCCCC" w:sz="4" w:space="0"/>
-              <w:right w:val="single" w:color="CCCCCC" w:sz="4" w:space="0"/>
-            </w:tcBorders>
-            <w:shd w:val="clear"/>
-            <w:tcMar>
-              <w:top w:w="96" w:type="dxa"/>
-              <w:left w:w="96" w:type="dxa"/>
-              <w:bottom w:w="96" w:type="dxa"/>
-              <w:right w:w="96" w:type="dxa"/>
-            </w:tcMar>
-            <w:vAlign w:val="center"/>
-          </w:tcPr>
-          <w:p>
-            <w:pPr>
-              <w:keepNext w:val="0"/>
-              <w:keepLines w:val="0"/>
-              <w:widowControl/>
-              <w:suppressLineNumbers w:val="0"/>
-              <w:jc w:val="left"/>
-            </w:pPr>
-            <w:r>
-              <w:rPr>
-                <w:rFonts w:ascii="宋体" w:hAnsi="宋体" w:eastAsia="宋体" w:cs="宋体"/>
-                <w:kern w:val="0"/>
-                <w:sz w:val="24"/>
-                <w:szCs w:val="24"/>
-                <w:bdr w:val="none" w:color="auto" w:sz="0" w:space="0"/>
-                <w:lang w:val="en-US" w:eastAsia="zh-CN" w:bidi="ar"/>
-              </w:rPr>
-              <w:t>2026-07-02</w:t>
-            </w:r>
-          </w:p>
-        </w:tc>
-        <w:tc>
-          <w:tcPr>
-            <w:tcW w:w="0" w:type="auto"/>
-            <w:tcBorders>
-              <w:top w:val="single" w:color="CCCCCC" w:sz="4" w:space="0"/>
-              <w:left w:val="single" w:color="CCCCCC" w:sz="4" w:space="0"/>
-              <w:bottom w:val="single" w:color="CCCCCC" w:sz="4" w:space="0"/>
-              <w:right w:val="single" w:color="CCCCCC" w:sz="4" w:space="0"/>
-            </w:tcBorders>
-            <w:shd w:val="clear"/>
-            <w:tcMar>
-              <w:top w:w="96" w:type="dxa"/>
-              <w:left w:w="96" w:type="dxa"/>
-              <w:bottom w:w="96" w:type="dxa"/>
-              <w:right w:w="96" w:type="dxa"/>
-            </w:tcMar>
-            <w:vAlign w:val="center"/>
-          </w:tcPr>
-          <w:p>
-            <w:pPr>
-              <w:keepNext w:val="0"/>
-              <w:keepLines w:val="0"/>
-              <w:widowControl/>
-              <w:suppressLineNumbers w:val="0"/>
-              <w:jc w:val="left"/>
-            </w:pPr>
-            <w:r>
-              <w:rPr>
-                <w:rFonts w:ascii="宋体" w:hAnsi="宋体" w:eastAsia="宋体" w:cs="宋体"/>
-                <w:kern w:val="0"/>
-                <w:sz w:val="24"/>
-                <w:szCs w:val="24"/>
-                <w:bdr w:val="none" w:color="auto" w:sz="0" w:space="0"/>
-                <w:lang w:val="en-US" w:eastAsia="zh-CN" w:bidi="ar"/>
-              </w:rPr>
+            <w:tcW w:type="dxa" w:w="2049"/>
+          </w:tcPr>
+          <w:p>
+            <w:r>
+              <w:t>上传含特殊符号的PDF简历</w:t>
+              <w:br/>
+              <w:t>等待解析完成后查看结果</w:t>
+            </w:r>
+          </w:p>
+        </w:tc>
+        <w:tc>
+          <w:tcPr>
+            <w:tcW w:type="dxa" w:w="505"/>
+          </w:tcPr>
+          <w:p>
+            <w:r>
+              <w:t>测试组</w:t>
+            </w:r>
+          </w:p>
+        </w:tc>
+        <w:tc>
+          <w:tcPr>
+            <w:tcW w:type="dxa" w:w="1392"/>
+          </w:tcPr>
+          <w:p>
+            <w:r>
+              <w:t>2026-07-03</w:t>
+            </w:r>
+          </w:p>
+        </w:tc>
+        <w:tc>
+          <w:tcPr>
+            <w:tcW w:type="dxa" w:w="541"/>
+          </w:tcPr>
+          <w:p>
+            <w:r>
               <w:t>已修复</w:t>
             </w:r>
           </w:p>
         </w:tc>
         <w:tc>
           <w:tcPr>
-            <w:tcW w:w="0" w:type="auto"/>
-            <w:tcBorders>
-              <w:top w:val="single" w:color="CCCCCC" w:sz="4" w:space="0"/>
-              <w:left w:val="single" w:color="CCCCCC" w:sz="4" w:space="0"/>
-              <w:bottom w:val="single" w:color="CCCCCC" w:sz="4" w:space="0"/>
-              <w:right w:val="single" w:color="CCCCCC" w:sz="4" w:space="0"/>
-            </w:tcBorders>
-            <w:shd w:val="clear"/>
-            <w:tcMar>
-              <w:top w:w="96" w:type="dxa"/>
-              <w:left w:w="96" w:type="dxa"/>
-              <w:bottom w:w="96" w:type="dxa"/>
-              <w:right w:w="96" w:type="dxa"/>
-            </w:tcMar>
-            <w:vAlign w:val="center"/>
-          </w:tcPr>
-          <w:p>
-            <w:pPr>
-              <w:keepNext w:val="0"/>
-              <w:keepLines w:val="0"/>
-              <w:widowControl/>
-              <w:suppressLineNumbers w:val="0"/>
-              <w:jc w:val="left"/>
-            </w:pPr>
-            <w:r>
-              <w:rPr>
-                <w:rFonts w:ascii="宋体" w:hAnsi="宋体" w:eastAsia="宋体" w:cs="宋体"/>
-                <w:kern w:val="0"/>
-                <w:sz w:val="24"/>
-                <w:szCs w:val="24"/>
-                <w:bdr w:val="none" w:color="auto" w:sz="0" w:space="0"/>
-                <w:lang w:val="en-US" w:eastAsia="zh-CN" w:bidi="ar"/>
-              </w:rPr>
+            <w:tcW w:type="dxa" w:w="541"/>
+          </w:tcPr>
+          <w:p>
+            <w:r>
               <w:t>回归通过</w:t>
             </w:r>
           </w:p>
         </w:tc>
       </w:tr>
       <w:tr>
-        <w:tblPrEx>
-          <w:tblBorders>
-            <w:top w:val="none" w:color="auto" w:sz="0" w:space="0"/>
-            <w:left w:val="none" w:color="auto" w:sz="0" w:space="0"/>
-            <w:bottom w:val="none" w:color="auto" w:sz="0" w:space="0"/>
-            <w:right w:val="none" w:color="auto" w:sz="0" w:space="0"/>
-            <w:insideH w:val="none" w:color="auto" w:sz="0" w:space="0"/>
-            <w:insideV w:val="none" w:color="auto" w:sz="0" w:space="0"/>
-          </w:tblBorders>
-          <w:shd w:val="clear"/>
-          <w:tblCellMar>
-            <w:top w:w="15" w:type="dxa"/>
-            <w:left w:w="15" w:type="dxa"/>
-            <w:bottom w:w="15" w:type="dxa"/>
-            <w:right w:w="15" w:type="dxa"/>
-          </w:tblCellMar>
-        </w:tblPrEx>
-        <w:tc>
-          <w:tcPr>
-            <w:tcW w:w="0" w:type="auto"/>
-            <w:tcBorders>
-              <w:top w:val="single" w:color="CCCCCC" w:sz="4" w:space="0"/>
-              <w:left w:val="single" w:color="CCCCCC" w:sz="4" w:space="0"/>
-              <w:bottom w:val="single" w:color="CCCCCC" w:sz="4" w:space="0"/>
-              <w:right w:val="single" w:color="CCCCCC" w:sz="4" w:space="0"/>
-            </w:tcBorders>
-            <w:shd w:val="clear"/>
-            <w:tcMar>
-              <w:top w:w="96" w:type="dxa"/>
-              <w:left w:w="96" w:type="dxa"/>
-              <w:bottom w:w="96" w:type="dxa"/>
-              <w:right w:w="96" w:type="dxa"/>
-            </w:tcMar>
-            <w:vAlign w:val="center"/>
-          </w:tcPr>
-          <w:p>
-            <w:pPr>
-              <w:keepNext w:val="0"/>
-              <w:keepLines w:val="0"/>
-              <w:widowControl/>
-              <w:suppressLineNumbers w:val="0"/>
-              <w:jc w:val="left"/>
-            </w:pPr>
-            <w:r>
-              <w:rPr>
-                <w:rFonts w:ascii="宋体" w:hAnsi="宋体" w:eastAsia="宋体" w:cs="宋体"/>
-                <w:kern w:val="0"/>
-                <w:sz w:val="24"/>
-                <w:szCs w:val="24"/>
-                <w:bdr w:val="none" w:color="auto" w:sz="0" w:space="0"/>
-                <w:lang w:val="en-US" w:eastAsia="zh-CN" w:bidi="ar"/>
-              </w:rPr>
+        <w:tc>
+          <w:tcPr>
+            <w:tcW w:type="dxa" w:w="930"/>
+          </w:tcPr>
+          <w:p>
+            <w:r>
               <w:t>BUG002</w:t>
             </w:r>
           </w:p>
         </w:tc>
         <w:tc>
           <w:tcPr>
-            <w:tcW w:w="0" w:type="auto"/>
-            <w:tcBorders>
-              <w:top w:val="single" w:color="CCCCCC" w:sz="4" w:space="0"/>
-              <w:left w:val="single" w:color="CCCCCC" w:sz="4" w:space="0"/>
-              <w:bottom w:val="single" w:color="CCCCCC" w:sz="4" w:space="0"/>
-              <w:right w:val="single" w:color="CCCCCC" w:sz="4" w:space="0"/>
-            </w:tcBorders>
-            <w:shd w:val="clear"/>
-            <w:tcMar>
-              <w:top w:w="96" w:type="dxa"/>
-              <w:left w:w="96" w:type="dxa"/>
-              <w:bottom w:w="96" w:type="dxa"/>
-              <w:right w:w="96" w:type="dxa"/>
-            </w:tcMar>
-            <w:vAlign w:val="center"/>
-          </w:tcPr>
-          <w:p>
-            <w:pPr>
-              <w:keepNext w:val="0"/>
-              <w:keepLines w:val="0"/>
-              <w:widowControl/>
-              <w:suppressLineNumbers w:val="0"/>
-              <w:jc w:val="left"/>
-            </w:pPr>
-            <w:r>
-              <w:rPr>
-                <w:rFonts w:ascii="宋体" w:hAnsi="宋体" w:eastAsia="宋体" w:cs="宋体"/>
-                <w:kern w:val="0"/>
-                <w:sz w:val="24"/>
-                <w:szCs w:val="24"/>
-                <w:bdr w:val="none" w:color="auto" w:sz="0" w:space="0"/>
-                <w:lang w:val="en-US" w:eastAsia="zh-CN" w:bidi="ar"/>
-              </w:rPr>
-              <w:t>读者信息修改后，列表页未实时刷新，需手动刷新页面</w:t>
-            </w:r>
-          </w:p>
-        </w:tc>
-        <w:tc>
-          <w:tcPr>
-            <w:tcW w:w="0" w:type="auto"/>
-            <w:tcBorders>
-              <w:top w:val="single" w:color="CCCCCC" w:sz="4" w:space="0"/>
-              <w:left w:val="single" w:color="CCCCCC" w:sz="4" w:space="0"/>
-              <w:bottom w:val="single" w:color="CCCCCC" w:sz="4" w:space="0"/>
-              <w:right w:val="single" w:color="CCCCCC" w:sz="4" w:space="0"/>
-            </w:tcBorders>
-            <w:shd w:val="clear"/>
-            <w:tcMar>
-              <w:top w:w="96" w:type="dxa"/>
-              <w:left w:w="96" w:type="dxa"/>
-              <w:bottom w:w="96" w:type="dxa"/>
-              <w:right w:w="96" w:type="dxa"/>
-            </w:tcMar>
-            <w:vAlign w:val="center"/>
-          </w:tcPr>
-          <w:p>
-            <w:pPr>
-              <w:keepNext w:val="0"/>
-              <w:keepLines w:val="0"/>
-              <w:widowControl/>
-              <w:suppressLineNumbers w:val="0"/>
-              <w:jc w:val="left"/>
-            </w:pPr>
-            <w:r>
-              <w:rPr>
-                <w:rFonts w:ascii="宋体" w:hAnsi="宋体" w:eastAsia="宋体" w:cs="宋体"/>
-                <w:kern w:val="0"/>
-                <w:sz w:val="24"/>
-                <w:szCs w:val="24"/>
-                <w:bdr w:val="none" w:color="auto" w:sz="0" w:space="0"/>
-                <w:lang w:val="en-US" w:eastAsia="zh-CN" w:bidi="ar"/>
-              </w:rPr>
-              <w:t>读者管理</w:t>
-            </w:r>
-          </w:p>
-        </w:tc>
-        <w:tc>
-          <w:tcPr>
-            <w:tcW w:w="0" w:type="auto"/>
-            <w:tcBorders>
-              <w:top w:val="single" w:color="CCCCCC" w:sz="4" w:space="0"/>
-              <w:left w:val="single" w:color="CCCCCC" w:sz="4" w:space="0"/>
-              <w:bottom w:val="single" w:color="CCCCCC" w:sz="4" w:space="0"/>
-              <w:right w:val="single" w:color="CCCCCC" w:sz="4" w:space="0"/>
-            </w:tcBorders>
-            <w:shd w:val="clear"/>
-            <w:tcMar>
-              <w:top w:w="96" w:type="dxa"/>
-              <w:left w:w="96" w:type="dxa"/>
-              <w:bottom w:w="96" w:type="dxa"/>
-              <w:right w:w="96" w:type="dxa"/>
-            </w:tcMar>
-            <w:vAlign w:val="center"/>
-          </w:tcPr>
-          <w:p>
-            <w:pPr>
-              <w:keepNext w:val="0"/>
-              <w:keepLines w:val="0"/>
-              <w:widowControl/>
-              <w:suppressLineNumbers w:val="0"/>
-              <w:jc w:val="left"/>
-            </w:pPr>
-            <w:r>
-              <w:rPr>
-                <w:rFonts w:ascii="宋体" w:hAnsi="宋体" w:eastAsia="宋体" w:cs="宋体"/>
-                <w:kern w:val="0"/>
-                <w:sz w:val="24"/>
-                <w:szCs w:val="24"/>
-                <w:bdr w:val="none" w:color="auto" w:sz="0" w:space="0"/>
-                <w:lang w:val="en-US" w:eastAsia="zh-CN" w:bidi="ar"/>
-              </w:rPr>
+            <w:tcW w:type="dxa" w:w="1458"/>
+          </w:tcPr>
+          <w:p>
+            <w:r>
+              <w:t>JWT Token过期后页面无重定向提示</w:t>
+            </w:r>
+          </w:p>
+        </w:tc>
+        <w:tc>
+          <w:tcPr>
+            <w:tcW w:type="dxa" w:w="541"/>
+          </w:tcPr>
+          <w:p>
+            <w:r>
+              <w:t>认证管理</w:t>
+            </w:r>
+          </w:p>
+        </w:tc>
+        <w:tc>
+          <w:tcPr>
+            <w:tcW w:type="dxa" w:w="541"/>
+          </w:tcPr>
+          <w:p>
+            <w:r>
               <w:t>一般</w:t>
             </w:r>
           </w:p>
         </w:tc>
         <w:tc>
           <w:tcPr>
-            <w:tcW w:w="0" w:type="auto"/>
-            <w:tcBorders>
-              <w:top w:val="single" w:color="CCCCCC" w:sz="4" w:space="0"/>
-              <w:left w:val="single" w:color="CCCCCC" w:sz="4" w:space="0"/>
-              <w:bottom w:val="single" w:color="CCCCCC" w:sz="4" w:space="0"/>
-              <w:right w:val="single" w:color="CCCCCC" w:sz="4" w:space="0"/>
-            </w:tcBorders>
-            <w:shd w:val="clear"/>
-            <w:tcMar>
-              <w:top w:w="96" w:type="dxa"/>
-              <w:left w:w="96" w:type="dxa"/>
-              <w:bottom w:w="96" w:type="dxa"/>
-              <w:right w:w="96" w:type="dxa"/>
-            </w:tcMar>
-            <w:vAlign w:val="center"/>
-          </w:tcPr>
-          <w:p>
-            <w:pPr>
-              <w:keepNext w:val="0"/>
-              <w:keepLines w:val="0"/>
-              <w:widowControl/>
-              <w:suppressLineNumbers w:val="0"/>
-              <w:jc w:val="left"/>
-            </w:pPr>
-            <w:r>
-              <w:rPr>
-                <w:rFonts w:ascii="宋体" w:hAnsi="宋体" w:eastAsia="宋体" w:cs="宋体"/>
-                <w:kern w:val="0"/>
-                <w:sz w:val="24"/>
-                <w:szCs w:val="24"/>
-                <w:bdr w:val="none" w:color="auto" w:sz="0" w:space="0"/>
-                <w:lang w:val="en-US" w:eastAsia="zh-CN" w:bidi="ar"/>
-              </w:rPr>
-              <w:t>1. 进入读者管理列表；2. 编辑某读者信息并保存；3. 返回列表查看数据</w:t>
-            </w:r>
-          </w:p>
-        </w:tc>
-        <w:tc>
-          <w:tcPr>
-            <w:tcW w:w="0" w:type="auto"/>
-            <w:tcBorders>
-              <w:top w:val="single" w:color="CCCCCC" w:sz="4" w:space="0"/>
-              <w:left w:val="single" w:color="CCCCCC" w:sz="4" w:space="0"/>
-              <w:bottom w:val="single" w:color="CCCCCC" w:sz="4" w:space="0"/>
-              <w:right w:val="single" w:color="CCCCCC" w:sz="4" w:space="0"/>
-            </w:tcBorders>
-            <w:shd w:val="clear"/>
-            <w:tcMar>
-              <w:top w:w="96" w:type="dxa"/>
-              <w:left w:w="96" w:type="dxa"/>
-              <w:bottom w:w="96" w:type="dxa"/>
-              <w:right w:w="96" w:type="dxa"/>
-            </w:tcMar>
-            <w:vAlign w:val="center"/>
-          </w:tcPr>
-          <w:p>
-            <w:pPr>
-              <w:keepNext w:val="0"/>
-              <w:keepLines w:val="0"/>
-              <w:widowControl/>
-              <w:suppressLineNumbers w:val="0"/>
-              <w:jc w:val="left"/>
-            </w:pPr>
+            <w:tcW w:type="dxa" w:w="2049"/>
+          </w:tcPr>
+          <w:p>
+            <w:r>
+              <w:t>用户登录后等待超过24小时</w:t>
+              <w:br/>
+              <w:t>刷新页面或点击功能按钮</w:t>
+            </w:r>
+          </w:p>
+        </w:tc>
+        <w:tc>
+          <w:tcPr>
+            <w:tcW w:type="dxa" w:w="505"/>
+          </w:tcPr>
+          <w:p>
             <w:r>
               <w:t>测试组</w:t>
             </w:r>
@@ -5450,479 +4772,788 @@
         </w:tc>
         <w:tc>
           <w:tcPr>
-            <w:tcW w:w="0" w:type="auto"/>
-            <w:tcBorders>
-              <w:top w:val="single" w:color="CCCCCC" w:sz="4" w:space="0"/>
-              <w:left w:val="single" w:color="CCCCCC" w:sz="4" w:space="0"/>
-              <w:bottom w:val="single" w:color="CCCCCC" w:sz="4" w:space="0"/>
-              <w:right w:val="single" w:color="CCCCCC" w:sz="4" w:space="0"/>
-            </w:tcBorders>
-            <w:shd w:val="clear"/>
-            <w:tcMar>
-              <w:top w:w="96" w:type="dxa"/>
-              <w:left w:w="96" w:type="dxa"/>
-              <w:bottom w:w="96" w:type="dxa"/>
-              <w:right w:w="96" w:type="dxa"/>
-            </w:tcMar>
-            <w:vAlign w:val="center"/>
-          </w:tcPr>
-          <w:p>
-            <w:pPr>
-              <w:keepNext w:val="0"/>
-              <w:keepLines w:val="0"/>
-              <w:widowControl/>
-              <w:suppressLineNumbers w:val="0"/>
-              <w:jc w:val="left"/>
-            </w:pPr>
-            <w:r>
-              <w:rPr>
-                <w:rFonts w:ascii="宋体" w:hAnsi="宋体" w:eastAsia="宋体" w:cs="宋体"/>
-                <w:kern w:val="0"/>
-                <w:sz w:val="24"/>
-                <w:szCs w:val="24"/>
-                <w:bdr w:val="none" w:color="auto" w:sz="0" w:space="0"/>
-                <w:lang w:val="en-US" w:eastAsia="zh-CN" w:bidi="ar"/>
-              </w:rPr>
-              <w:t>2026-07-02</w:t>
-            </w:r>
-          </w:p>
-        </w:tc>
-        <w:tc>
-          <w:tcPr>
-            <w:tcW w:w="0" w:type="auto"/>
-            <w:tcBorders>
-              <w:top w:val="single" w:color="CCCCCC" w:sz="4" w:space="0"/>
-              <w:left w:val="single" w:color="CCCCCC" w:sz="4" w:space="0"/>
-              <w:bottom w:val="single" w:color="CCCCCC" w:sz="4" w:space="0"/>
-              <w:right w:val="single" w:color="CCCCCC" w:sz="4" w:space="0"/>
-            </w:tcBorders>
-            <w:shd w:val="clear"/>
-            <w:tcMar>
-              <w:top w:w="96" w:type="dxa"/>
-              <w:left w:w="96" w:type="dxa"/>
-              <w:bottom w:w="96" w:type="dxa"/>
-              <w:right w:w="96" w:type="dxa"/>
-            </w:tcMar>
-            <w:vAlign w:val="center"/>
-          </w:tcPr>
-          <w:p>
-            <w:pPr>
-              <w:keepNext w:val="0"/>
-              <w:keepLines w:val="0"/>
-              <w:widowControl/>
-              <w:suppressLineNumbers w:val="0"/>
-              <w:jc w:val="left"/>
-            </w:pPr>
-            <w:r>
-              <w:rPr>
-                <w:rFonts w:ascii="宋体" w:hAnsi="宋体" w:eastAsia="宋体" w:cs="宋体"/>
-                <w:kern w:val="0"/>
-                <w:sz w:val="24"/>
-                <w:szCs w:val="24"/>
-                <w:bdr w:val="none" w:color="auto" w:sz="0" w:space="0"/>
-                <w:lang w:val="en-US" w:eastAsia="zh-CN" w:bidi="ar"/>
-              </w:rPr>
+            <w:tcW w:type="dxa" w:w="1392"/>
+          </w:tcPr>
+          <w:p>
+            <w:r>
+              <w:t>2026-07-03</w:t>
+            </w:r>
+          </w:p>
+        </w:tc>
+        <w:tc>
+          <w:tcPr>
+            <w:tcW w:type="dxa" w:w="541"/>
+          </w:tcPr>
+          <w:p>
+            <w:r>
               <w:t>已修复</w:t>
             </w:r>
           </w:p>
         </w:tc>
         <w:tc>
           <w:tcPr>
-            <w:tcW w:w="0" w:type="auto"/>
-            <w:tcBorders>
-              <w:top w:val="single" w:color="CCCCCC" w:sz="4" w:space="0"/>
-              <w:left w:val="single" w:color="CCCCCC" w:sz="4" w:space="0"/>
-              <w:bottom w:val="single" w:color="CCCCCC" w:sz="4" w:space="0"/>
-              <w:right w:val="single" w:color="CCCCCC" w:sz="4" w:space="0"/>
-            </w:tcBorders>
-            <w:shd w:val="clear"/>
-            <w:tcMar>
-              <w:top w:w="96" w:type="dxa"/>
-              <w:left w:w="96" w:type="dxa"/>
-              <w:bottom w:w="96" w:type="dxa"/>
-              <w:right w:w="96" w:type="dxa"/>
-            </w:tcMar>
-            <w:vAlign w:val="center"/>
-          </w:tcPr>
-          <w:p>
-            <w:pPr>
-              <w:keepNext w:val="0"/>
-              <w:keepLines w:val="0"/>
-              <w:widowControl/>
-              <w:suppressLineNumbers w:val="0"/>
-              <w:jc w:val="left"/>
-            </w:pPr>
-            <w:r>
-              <w:rPr>
-                <w:rFonts w:ascii="宋体" w:hAnsi="宋体" w:eastAsia="宋体" w:cs="宋体"/>
-                <w:kern w:val="0"/>
-                <w:sz w:val="24"/>
-                <w:szCs w:val="24"/>
-                <w:bdr w:val="none" w:color="auto" w:sz="0" w:space="0"/>
-                <w:lang w:val="en-US" w:eastAsia="zh-CN" w:bidi="ar"/>
-              </w:rPr>
+            <w:tcW w:type="dxa" w:w="541"/>
+          </w:tcPr>
+          <w:p>
+            <w:r>
               <w:t>回归通过</w:t>
             </w:r>
           </w:p>
         </w:tc>
       </w:tr>
       <w:tr>
-        <w:tblPrEx>
-          <w:tblBorders>
-            <w:top w:val="none" w:color="auto" w:sz="0" w:space="0"/>
-            <w:left w:val="none" w:color="auto" w:sz="0" w:space="0"/>
-            <w:bottom w:val="none" w:color="auto" w:sz="0" w:space="0"/>
-            <w:right w:val="none" w:color="auto" w:sz="0" w:space="0"/>
-            <w:insideH w:val="none" w:color="auto" w:sz="0" w:space="0"/>
-            <w:insideV w:val="none" w:color="auto" w:sz="0" w:space="0"/>
-          </w:tblBorders>
-          <w:shd w:val="clear"/>
-          <w:tblCellMar>
-            <w:top w:w="15" w:type="dxa"/>
-            <w:left w:w="15" w:type="dxa"/>
-            <w:bottom w:w="15" w:type="dxa"/>
-            <w:right w:w="15" w:type="dxa"/>
-          </w:tblCellMar>
-        </w:tblPrEx>
-        <w:tc>
-          <w:tcPr>
-            <w:tcW w:w="0" w:type="auto"/>
-            <w:tcBorders>
-              <w:top w:val="single" w:color="CCCCCC" w:sz="4" w:space="0"/>
-              <w:left w:val="single" w:color="CCCCCC" w:sz="4" w:space="0"/>
-              <w:bottom w:val="single" w:color="CCCCCC" w:sz="4" w:space="0"/>
-              <w:right w:val="single" w:color="CCCCCC" w:sz="4" w:space="0"/>
-            </w:tcBorders>
-            <w:shd w:val="clear"/>
-            <w:tcMar>
-              <w:top w:w="96" w:type="dxa"/>
-              <w:left w:w="96" w:type="dxa"/>
-              <w:bottom w:w="96" w:type="dxa"/>
-              <w:right w:w="96" w:type="dxa"/>
-            </w:tcMar>
-            <w:vAlign w:val="center"/>
-          </w:tcPr>
-          <w:p>
-            <w:pPr>
-              <w:keepNext w:val="0"/>
-              <w:keepLines w:val="0"/>
-              <w:widowControl/>
-              <w:suppressLineNumbers w:val="0"/>
-              <w:jc w:val="left"/>
-            </w:pPr>
-            <w:r>
-              <w:rPr>
-                <w:rFonts w:ascii="宋体" w:hAnsi="宋体" w:eastAsia="宋体" w:cs="宋体"/>
-                <w:kern w:val="0"/>
-                <w:sz w:val="24"/>
-                <w:szCs w:val="24"/>
-                <w:bdr w:val="none" w:color="auto" w:sz="0" w:space="0"/>
-                <w:lang w:val="en-US" w:eastAsia="zh-CN" w:bidi="ar"/>
-              </w:rPr>
+        <w:tc>
+          <w:tcPr>
+            <w:tcW w:type="dxa" w:w="930"/>
+          </w:tcPr>
+          <w:p>
+            <w:r>
               <w:t>BUG003</w:t>
             </w:r>
           </w:p>
         </w:tc>
         <w:tc>
           <w:tcPr>
-            <w:tcW w:w="0" w:type="auto"/>
-            <w:tcBorders>
-              <w:top w:val="single" w:color="CCCCCC" w:sz="4" w:space="0"/>
-              <w:left w:val="single" w:color="CCCCCC" w:sz="4" w:space="0"/>
-              <w:bottom w:val="single" w:color="CCCCCC" w:sz="4" w:space="0"/>
-              <w:right w:val="single" w:color="CCCCCC" w:sz="4" w:space="0"/>
-            </w:tcBorders>
-            <w:shd w:val="clear"/>
-            <w:tcMar>
-              <w:top w:w="96" w:type="dxa"/>
-              <w:left w:w="96" w:type="dxa"/>
-              <w:bottom w:w="96" w:type="dxa"/>
-              <w:right w:w="96" w:type="dxa"/>
-            </w:tcMar>
-            <w:vAlign w:val="center"/>
-          </w:tcPr>
-          <w:p>
-            <w:pPr>
-              <w:keepNext w:val="0"/>
-              <w:keepLines w:val="0"/>
-              <w:widowControl/>
-              <w:suppressLineNumbers w:val="0"/>
-              <w:jc w:val="left"/>
-            </w:pPr>
-            <w:r>
-              <w:rPr>
-                <w:rFonts w:ascii="宋体" w:hAnsi="宋体" w:eastAsia="宋体" w:cs="宋体"/>
-                <w:kern w:val="0"/>
-                <w:sz w:val="24"/>
-                <w:szCs w:val="24"/>
-                <w:bdr w:val="none" w:color="auto" w:sz="0" w:space="0"/>
-                <w:lang w:val="en-US" w:eastAsia="zh-CN" w:bidi="ar"/>
-              </w:rPr>
-              <w:t>检索输入特殊字符时，结果列表出现乱码</w:t>
-            </w:r>
-          </w:p>
-        </w:tc>
-        <w:tc>
-          <w:tcPr>
-            <w:tcW w:w="0" w:type="auto"/>
-            <w:tcBorders>
-              <w:top w:val="single" w:color="CCCCCC" w:sz="4" w:space="0"/>
-              <w:left w:val="single" w:color="CCCCCC" w:sz="4" w:space="0"/>
-              <w:bottom w:val="single" w:color="CCCCCC" w:sz="4" w:space="0"/>
-              <w:right w:val="single" w:color="CCCCCC" w:sz="4" w:space="0"/>
-            </w:tcBorders>
-            <w:shd w:val="clear"/>
-            <w:tcMar>
-              <w:top w:w="96" w:type="dxa"/>
-              <w:left w:w="96" w:type="dxa"/>
-              <w:bottom w:w="96" w:type="dxa"/>
-              <w:right w:w="96" w:type="dxa"/>
-            </w:tcMar>
-            <w:vAlign w:val="center"/>
-          </w:tcPr>
-          <w:p>
-            <w:pPr>
-              <w:keepNext w:val="0"/>
-              <w:keepLines w:val="0"/>
-              <w:widowControl/>
-              <w:suppressLineNumbers w:val="0"/>
-              <w:jc w:val="left"/>
-            </w:pPr>
-            <w:r>
-              <w:rPr>
-                <w:rFonts w:ascii="宋体" w:hAnsi="宋体" w:eastAsia="宋体" w:cs="宋体"/>
-                <w:kern w:val="0"/>
-                <w:sz w:val="24"/>
-                <w:szCs w:val="24"/>
-                <w:bdr w:val="none" w:color="auto" w:sz="0" w:space="0"/>
-                <w:lang w:val="en-US" w:eastAsia="zh-CN" w:bidi="ar"/>
-              </w:rPr>
-              <w:t>图书检索</w:t>
-            </w:r>
-          </w:p>
-        </w:tc>
-        <w:tc>
-          <w:tcPr>
-            <w:tcW w:w="0" w:type="auto"/>
-            <w:tcBorders>
-              <w:top w:val="single" w:color="CCCCCC" w:sz="4" w:space="0"/>
-              <w:left w:val="single" w:color="CCCCCC" w:sz="4" w:space="0"/>
-              <w:bottom w:val="single" w:color="CCCCCC" w:sz="4" w:space="0"/>
-              <w:right w:val="single" w:color="CCCCCC" w:sz="4" w:space="0"/>
-            </w:tcBorders>
-            <w:shd w:val="clear"/>
-            <w:tcMar>
-              <w:top w:w="96" w:type="dxa"/>
-              <w:left w:w="96" w:type="dxa"/>
-              <w:bottom w:w="96" w:type="dxa"/>
-              <w:right w:w="96" w:type="dxa"/>
-            </w:tcMar>
-            <w:vAlign w:val="center"/>
-          </w:tcPr>
-          <w:p>
-            <w:pPr>
-              <w:keepNext w:val="0"/>
-              <w:keepLines w:val="0"/>
-              <w:widowControl/>
-              <w:suppressLineNumbers w:val="0"/>
-              <w:jc w:val="left"/>
-            </w:pPr>
-            <w:r>
-              <w:rPr>
-                <w:rFonts w:ascii="宋体" w:hAnsi="宋体" w:eastAsia="宋体" w:cs="宋体"/>
-                <w:kern w:val="0"/>
-                <w:sz w:val="24"/>
-                <w:szCs w:val="24"/>
-                <w:bdr w:val="none" w:color="auto" w:sz="0" w:space="0"/>
-                <w:lang w:val="en-US" w:eastAsia="zh-CN" w:bidi="ar"/>
-              </w:rPr>
+            <w:tcW w:type="dxa" w:w="1458"/>
+          </w:tcPr>
+          <w:p>
+            <w:r>
+              <w:t>能力图谱节点在低分辨率下重叠严重</w:t>
+            </w:r>
+          </w:p>
+        </w:tc>
+        <w:tc>
+          <w:tcPr>
+            <w:tcW w:type="dxa" w:w="541"/>
+          </w:tcPr>
+          <w:p>
+            <w:r>
+              <w:t>能力图谱</w:t>
+            </w:r>
+          </w:p>
+        </w:tc>
+        <w:tc>
+          <w:tcPr>
+            <w:tcW w:type="dxa" w:w="541"/>
+          </w:tcPr>
+          <w:p>
+            <w:r>
+              <w:t>轻微</w:t>
+            </w:r>
+          </w:p>
+        </w:tc>
+        <w:tc>
+          <w:tcPr>
+            <w:tcW w:type="dxa" w:w="2049"/>
+          </w:tcPr>
+          <w:p>
+            <w:r>
+              <w:t>求职者登录</w:t>
+              <w:br/>
+              <w:t>进入能力图谱页面</w:t>
+              <w:br/>
+              <w:t>在1366x768分辨率下查看</w:t>
+            </w:r>
+          </w:p>
+        </w:tc>
+        <w:tc>
+          <w:tcPr>
+            <w:tcW w:type="dxa" w:w="505"/>
+          </w:tcPr>
+          <w:p>
+            <w:r>
+              <w:t>测试组</w:t>
+            </w:r>
+          </w:p>
+        </w:tc>
+        <w:tc>
+          <w:tcPr>
+            <w:tcW w:type="dxa" w:w="1392"/>
+          </w:tcPr>
+          <w:p>
+            <w:r>
+              <w:t>2026-07-04</w:t>
+            </w:r>
+          </w:p>
+        </w:tc>
+        <w:tc>
+          <w:tcPr>
+            <w:tcW w:type="dxa" w:w="541"/>
+          </w:tcPr>
+          <w:p>
+            <w:r>
+              <w:t>已修复</w:t>
+            </w:r>
+          </w:p>
+        </w:tc>
+        <w:tc>
+          <w:tcPr>
+            <w:tcW w:type="dxa" w:w="541"/>
+          </w:tcPr>
+          <w:p>
+            <w:r>
+              <w:t>回归通过</w:t>
+            </w:r>
+          </w:p>
+        </w:tc>
+      </w:tr>
+      <w:tr>
+        <w:tc>
+          <w:tcPr>
+            <w:tcW w:type="dxa" w:w="930"/>
+          </w:tcPr>
+          <w:p>
+            <w:r>
+              <w:t>BUG004</w:t>
+            </w:r>
+          </w:p>
+        </w:tc>
+        <w:tc>
+          <w:tcPr>
+            <w:tcW w:type="dxa" w:w="1458"/>
+          </w:tcPr>
+          <w:p>
+            <w:r>
+              <w:t>岗位下架后仍能从求职者端搜索结果中访问</w:t>
+            </w:r>
+          </w:p>
+        </w:tc>
+        <w:tc>
+          <w:tcPr>
+            <w:tcW w:type="dxa" w:w="541"/>
+          </w:tcPr>
+          <w:p>
+            <w:r>
+              <w:t>岗位管理</w:t>
+            </w:r>
+          </w:p>
+        </w:tc>
+        <w:tc>
+          <w:tcPr>
+            <w:tcW w:type="dxa" w:w="541"/>
+          </w:tcPr>
+          <w:p>
+            <w:r>
               <w:t>一般</w:t>
             </w:r>
           </w:p>
         </w:tc>
         <w:tc>
           <w:tcPr>
-            <w:tcW w:w="0" w:type="auto"/>
-            <w:tcBorders>
-              <w:top w:val="single" w:color="CCCCCC" w:sz="4" w:space="0"/>
-              <w:left w:val="single" w:color="CCCCCC" w:sz="4" w:space="0"/>
-              <w:bottom w:val="single" w:color="CCCCCC" w:sz="4" w:space="0"/>
-              <w:right w:val="single" w:color="CCCCCC" w:sz="4" w:space="0"/>
-            </w:tcBorders>
-            <w:shd w:val="clear"/>
-            <w:tcMar>
-              <w:top w:w="96" w:type="dxa"/>
-              <w:left w:w="96" w:type="dxa"/>
-              <w:bottom w:w="96" w:type="dxa"/>
-              <w:right w:w="96" w:type="dxa"/>
-            </w:tcMar>
-            <w:vAlign w:val="center"/>
-          </w:tcPr>
-          <w:p>
-            <w:pPr>
-              <w:keepNext w:val="0"/>
-              <w:keepLines w:val="0"/>
-              <w:widowControl/>
-              <w:suppressLineNumbers w:val="0"/>
-              <w:jc w:val="left"/>
-            </w:pPr>
-            <w:r>
-              <w:rPr>
-                <w:rFonts w:ascii="宋体" w:hAnsi="宋体" w:eastAsia="宋体" w:cs="宋体"/>
-                <w:kern w:val="0"/>
-                <w:sz w:val="24"/>
-                <w:szCs w:val="24"/>
-                <w:bdr w:val="none" w:color="auto" w:sz="0" w:space="0"/>
-                <w:lang w:val="en-US" w:eastAsia="zh-CN" w:bidi="ar"/>
-              </w:rPr>
-              <w:t>1. 检索框输入特殊符号组合；2. 点击搜索；3. 查看结果列表展示</w:t>
-            </w:r>
-          </w:p>
-        </w:tc>
-        <w:tc>
-          <w:tcPr>
-            <w:tcW w:w="0" w:type="auto"/>
-            <w:tcBorders>
-              <w:top w:val="single" w:color="CCCCCC" w:sz="4" w:space="0"/>
-              <w:left w:val="single" w:color="CCCCCC" w:sz="4" w:space="0"/>
-              <w:bottom w:val="single" w:color="CCCCCC" w:sz="4" w:space="0"/>
-              <w:right w:val="single" w:color="CCCCCC" w:sz="4" w:space="0"/>
-            </w:tcBorders>
-            <w:shd w:val="clear"/>
-            <w:tcMar>
-              <w:top w:w="96" w:type="dxa"/>
-              <w:left w:w="96" w:type="dxa"/>
-              <w:bottom w:w="96" w:type="dxa"/>
-              <w:right w:w="96" w:type="dxa"/>
-            </w:tcMar>
-            <w:vAlign w:val="center"/>
-          </w:tcPr>
-          <w:p>
-            <w:pPr>
-              <w:keepNext w:val="0"/>
-              <w:keepLines w:val="0"/>
-              <w:widowControl/>
-              <w:suppressLineNumbers w:val="0"/>
-              <w:jc w:val="left"/>
-            </w:pPr>
-            <w:r>
-              <w:t>开发组</w:t>
-            </w:r>
-          </w:p>
-        </w:tc>
-        <w:tc>
-          <w:tcPr>
-            <w:tcW w:w="0" w:type="auto"/>
-            <w:tcBorders>
-              <w:top w:val="single" w:color="CCCCCC" w:sz="4" w:space="0"/>
-              <w:left w:val="single" w:color="CCCCCC" w:sz="4" w:space="0"/>
-              <w:bottom w:val="single" w:color="CCCCCC" w:sz="4" w:space="0"/>
-              <w:right w:val="single" w:color="CCCCCC" w:sz="4" w:space="0"/>
-            </w:tcBorders>
-            <w:shd w:val="clear"/>
-            <w:tcMar>
-              <w:top w:w="96" w:type="dxa"/>
-              <w:left w:w="96" w:type="dxa"/>
-              <w:bottom w:w="96" w:type="dxa"/>
-              <w:right w:w="96" w:type="dxa"/>
-            </w:tcMar>
-            <w:vAlign w:val="center"/>
-          </w:tcPr>
-          <w:p>
-            <w:pPr>
-              <w:keepNext w:val="0"/>
-              <w:keepLines w:val="0"/>
-              <w:widowControl/>
-              <w:suppressLineNumbers w:val="0"/>
-              <w:jc w:val="left"/>
-            </w:pPr>
-            <w:r>
-              <w:rPr>
-                <w:rFonts w:ascii="宋体" w:hAnsi="宋体" w:eastAsia="宋体" w:cs="宋体"/>
-                <w:kern w:val="0"/>
-                <w:sz w:val="24"/>
-                <w:szCs w:val="24"/>
-                <w:bdr w:val="none" w:color="auto" w:sz="0" w:space="0"/>
-                <w:lang w:val="en-US" w:eastAsia="zh-CN" w:bidi="ar"/>
-              </w:rPr>
-              <w:t>2026-07-03</w:t>
-            </w:r>
-          </w:p>
-        </w:tc>
-        <w:tc>
-          <w:tcPr>
-            <w:tcW w:w="0" w:type="auto"/>
-            <w:tcBorders>
-              <w:top w:val="single" w:color="CCCCCC" w:sz="4" w:space="0"/>
-              <w:left w:val="single" w:color="CCCCCC" w:sz="4" w:space="0"/>
-              <w:bottom w:val="single" w:color="CCCCCC" w:sz="4" w:space="0"/>
-              <w:right w:val="single" w:color="CCCCCC" w:sz="4" w:space="0"/>
-            </w:tcBorders>
-            <w:shd w:val="clear"/>
-            <w:tcMar>
-              <w:top w:w="96" w:type="dxa"/>
-              <w:left w:w="96" w:type="dxa"/>
-              <w:bottom w:w="96" w:type="dxa"/>
-              <w:right w:w="96" w:type="dxa"/>
-            </w:tcMar>
-            <w:vAlign w:val="center"/>
-          </w:tcPr>
-          <w:p>
-            <w:pPr>
-              <w:keepNext w:val="0"/>
-              <w:keepLines w:val="0"/>
-              <w:widowControl/>
-              <w:suppressLineNumbers w:val="0"/>
-              <w:jc w:val="left"/>
-            </w:pPr>
-            <w:r>
-              <w:rPr>
-                <w:rFonts w:ascii="宋体" w:hAnsi="宋体" w:eastAsia="宋体" w:cs="宋体"/>
-                <w:kern w:val="0"/>
-                <w:sz w:val="24"/>
-                <w:szCs w:val="24"/>
-                <w:bdr w:val="none" w:color="auto" w:sz="0" w:space="0"/>
-                <w:lang w:val="en-US" w:eastAsia="zh-CN" w:bidi="ar"/>
-              </w:rPr>
+            <w:tcW w:type="dxa" w:w="2049"/>
+          </w:tcPr>
+          <w:p>
+            <w:r>
+              <w:t>企业端将岗位下架</w:t>
+              <w:br/>
+              <w:t>求职者端搜索该岗位</w:t>
+            </w:r>
+          </w:p>
+        </w:tc>
+        <w:tc>
+          <w:tcPr>
+            <w:tcW w:type="dxa" w:w="505"/>
+          </w:tcPr>
+          <w:p>
+            <w:r>
+              <w:t>测试组</w:t>
+            </w:r>
+          </w:p>
+        </w:tc>
+        <w:tc>
+          <w:tcPr>
+            <w:tcW w:type="dxa" w:w="1392"/>
+          </w:tcPr>
+          <w:p>
+            <w:r>
+              <w:t>2026-07-04</w:t>
+            </w:r>
+          </w:p>
+        </w:tc>
+        <w:tc>
+          <w:tcPr>
+            <w:tcW w:type="dxa" w:w="541"/>
+          </w:tcPr>
+          <w:p>
+            <w:r>
               <w:t>已修复</w:t>
             </w:r>
           </w:p>
         </w:tc>
         <w:tc>
           <w:tcPr>
-            <w:tcW w:w="0" w:type="auto"/>
-            <w:tcBorders>
-              <w:top w:val="single" w:color="CCCCCC" w:sz="4" w:space="0"/>
-              <w:left w:val="single" w:color="CCCCCC" w:sz="4" w:space="0"/>
-              <w:bottom w:val="single" w:color="CCCCCC" w:sz="4" w:space="0"/>
-              <w:right w:val="single" w:color="CCCCCC" w:sz="4" w:space="0"/>
-            </w:tcBorders>
-            <w:shd w:val="clear"/>
-            <w:tcMar>
-              <w:top w:w="96" w:type="dxa"/>
-              <w:left w:w="96" w:type="dxa"/>
-              <w:bottom w:w="96" w:type="dxa"/>
-              <w:right w:w="96" w:type="dxa"/>
-            </w:tcMar>
-            <w:vAlign w:val="center"/>
-          </w:tcPr>
-          <w:p>
-            <w:pPr>
-              <w:keepNext w:val="0"/>
-              <w:keepLines w:val="0"/>
-              <w:widowControl/>
-              <w:suppressLineNumbers w:val="0"/>
-              <w:jc w:val="left"/>
-            </w:pPr>
-            <w:r>
-              <w:rPr>
-                <w:rFonts w:ascii="宋体" w:hAnsi="宋体" w:eastAsia="宋体" w:cs="宋体"/>
-                <w:kern w:val="0"/>
-                <w:sz w:val="24"/>
-                <w:szCs w:val="24"/>
-                <w:bdr w:val="none" w:color="auto" w:sz="0" w:space="0"/>
-                <w:lang w:val="en-US" w:eastAsia="zh-CN" w:bidi="ar"/>
-              </w:rPr>
+            <w:tcW w:type="dxa" w:w="541"/>
+          </w:tcPr>
+          <w:p>
+            <w:r>
+              <w:t>回归通过</w:t>
+            </w:r>
+          </w:p>
+        </w:tc>
+      </w:tr>
+      <w:tr>
+        <w:tc>
+          <w:tcPr>
+            <w:tcW w:type="dxa" w:w="930"/>
+          </w:tcPr>
+          <w:p>
+            <w:r>
+              <w:t>BUG005</w:t>
+            </w:r>
+          </w:p>
+        </w:tc>
+        <w:tc>
+          <w:tcPr>
+            <w:tcW w:type="dxa" w:w="1458"/>
+          </w:tcPr>
+          <w:p>
+            <w:r>
+              <w:t>面试报告部分维度分数显示为0分</w:t>
+            </w:r>
+          </w:p>
+        </w:tc>
+        <w:tc>
+          <w:tcPr>
+            <w:tcW w:type="dxa" w:w="541"/>
+          </w:tcPr>
+          <w:p>
+            <w:r>
+              <w:t>AI面试</w:t>
+            </w:r>
+          </w:p>
+        </w:tc>
+        <w:tc>
+          <w:tcPr>
+            <w:tcW w:type="dxa" w:w="541"/>
+          </w:tcPr>
+          <w:p>
+            <w:r>
+              <w:t>一般</w:t>
+            </w:r>
+          </w:p>
+        </w:tc>
+        <w:tc>
+          <w:tcPr>
+            <w:tcW w:type="dxa" w:w="2049"/>
+          </w:tcPr>
+          <w:p>
+            <w:r>
+              <w:t>完成模拟面试</w:t>
+              <w:br/>
+              <w:t>进入面试报告页面</w:t>
+              <w:br/>
+              <w:t>查看各维度评分</w:t>
+            </w:r>
+          </w:p>
+        </w:tc>
+        <w:tc>
+          <w:tcPr>
+            <w:tcW w:type="dxa" w:w="505"/>
+          </w:tcPr>
+          <w:p>
+            <w:r>
+              <w:t>测试组</w:t>
+            </w:r>
+          </w:p>
+        </w:tc>
+        <w:tc>
+          <w:tcPr>
+            <w:tcW w:type="dxa" w:w="1392"/>
+          </w:tcPr>
+          <w:p>
+            <w:r>
+              <w:t>2026-07-05</w:t>
+            </w:r>
+          </w:p>
+        </w:tc>
+        <w:tc>
+          <w:tcPr>
+            <w:tcW w:type="dxa" w:w="541"/>
+          </w:tcPr>
+          <w:p>
+            <w:r>
+              <w:t>已修复</w:t>
+            </w:r>
+          </w:p>
+        </w:tc>
+        <w:tc>
+          <w:tcPr>
+            <w:tcW w:type="dxa" w:w="541"/>
+          </w:tcPr>
+          <w:p>
+            <w:r>
+              <w:t>回归通过</w:t>
+            </w:r>
+          </w:p>
+        </w:tc>
+      </w:tr>
+      <w:tr>
+        <w:tc>
+          <w:tcPr>
+            <w:tcW w:type="dxa" w:w="930"/>
+          </w:tcPr>
+          <w:p>
+            <w:r>
+              <w:t>BUG006</w:t>
+            </w:r>
+          </w:p>
+        </w:tc>
+        <w:tc>
+          <w:tcPr>
+            <w:tcW w:type="dxa" w:w="1458"/>
+          </w:tcPr>
+          <w:p>
+            <w:r>
+              <w:t>企业审核通过后未及时推送通知给企业用户</w:t>
+            </w:r>
+          </w:p>
+        </w:tc>
+        <w:tc>
+          <w:tcPr>
+            <w:tcW w:type="dxa" w:w="541"/>
+          </w:tcPr>
+          <w:p>
+            <w:r>
+              <w:t>通知管理</w:t>
+            </w:r>
+          </w:p>
+        </w:tc>
+        <w:tc>
+          <w:tcPr>
+            <w:tcW w:type="dxa" w:w="541"/>
+          </w:tcPr>
+          <w:p>
+            <w:r>
+              <w:t>一般</w:t>
+            </w:r>
+          </w:p>
+        </w:tc>
+        <w:tc>
+          <w:tcPr>
+            <w:tcW w:type="dxa" w:w="2049"/>
+          </w:tcPr>
+          <w:p>
+            <w:r>
+              <w:t>管理员审核通过企业注册</w:t>
+              <w:br/>
+              <w:t>企业用户查看通知中心</w:t>
+            </w:r>
+          </w:p>
+        </w:tc>
+        <w:tc>
+          <w:tcPr>
+            <w:tcW w:type="dxa" w:w="505"/>
+          </w:tcPr>
+          <w:p>
+            <w:r>
+              <w:t>测试组</w:t>
+            </w:r>
+          </w:p>
+        </w:tc>
+        <w:tc>
+          <w:tcPr>
+            <w:tcW w:type="dxa" w:w="1392"/>
+          </w:tcPr>
+          <w:p>
+            <w:r>
+              <w:t>2026-07-05</w:t>
+            </w:r>
+          </w:p>
+        </w:tc>
+        <w:tc>
+          <w:tcPr>
+            <w:tcW w:type="dxa" w:w="541"/>
+          </w:tcPr>
+          <w:p>
+            <w:r>
+              <w:t>已修复</w:t>
+            </w:r>
+          </w:p>
+        </w:tc>
+        <w:tc>
+          <w:tcPr>
+            <w:tcW w:type="dxa" w:w="541"/>
+          </w:tcPr>
+          <w:p>
+            <w:r>
+              <w:t>回归通过</w:t>
+            </w:r>
+          </w:p>
+        </w:tc>
+      </w:tr>
+      <w:tr>
+        <w:tc>
+          <w:tcPr>
+            <w:tcW w:type="dxa" w:w="930"/>
+          </w:tcPr>
+          <w:p>
+            <w:r>
+              <w:t>BUG007</w:t>
+            </w:r>
+          </w:p>
+        </w:tc>
+        <w:tc>
+          <w:tcPr>
+            <w:tcW w:type="dxa" w:w="1458"/>
+          </w:tcPr>
+          <w:p>
+            <w:r>
+              <w:t>简历上传超过10MB时前端未做文件大小拦截</w:t>
+            </w:r>
+          </w:p>
+        </w:tc>
+        <w:tc>
+          <w:tcPr>
+            <w:tcW w:type="dxa" w:w="541"/>
+          </w:tcPr>
+          <w:p>
+            <w:r>
+              <w:t>简历管理</w:t>
+            </w:r>
+          </w:p>
+        </w:tc>
+        <w:tc>
+          <w:tcPr>
+            <w:tcW w:type="dxa" w:w="541"/>
+          </w:tcPr>
+          <w:p>
+            <w:r>
+              <w:t>一般</w:t>
+            </w:r>
+          </w:p>
+        </w:tc>
+        <w:tc>
+          <w:tcPr>
+            <w:tcW w:type="dxa" w:w="2049"/>
+          </w:tcPr>
+          <w:p>
+            <w:r>
+              <w:t>选择超过10MB的文件</w:t>
+              <w:br/>
+              <w:t>点击上传简历</w:t>
+            </w:r>
+          </w:p>
+        </w:tc>
+        <w:tc>
+          <w:tcPr>
+            <w:tcW w:type="dxa" w:w="505"/>
+          </w:tcPr>
+          <w:p>
+            <w:r>
+              <w:t>测试组</w:t>
+            </w:r>
+          </w:p>
+        </w:tc>
+        <w:tc>
+          <w:tcPr>
+            <w:tcW w:type="dxa" w:w="1392"/>
+          </w:tcPr>
+          <w:p>
+            <w:r>
+              <w:t>2026-07-06</w:t>
+            </w:r>
+          </w:p>
+        </w:tc>
+        <w:tc>
+          <w:tcPr>
+            <w:tcW w:type="dxa" w:w="541"/>
+          </w:tcPr>
+          <w:p>
+            <w:r>
+              <w:t>已修复</w:t>
+            </w:r>
+          </w:p>
+        </w:tc>
+        <w:tc>
+          <w:tcPr>
+            <w:tcW w:type="dxa" w:w="541"/>
+          </w:tcPr>
+          <w:p>
+            <w:r>
+              <w:t>回归通过</w:t>
+            </w:r>
+          </w:p>
+        </w:tc>
+      </w:tr>
+      <w:tr>
+        <w:tc>
+          <w:tcPr>
+            <w:tcW w:type="dxa" w:w="930"/>
+          </w:tcPr>
+          <w:p>
+            <w:r>
+              <w:t>BUG008</w:t>
+            </w:r>
+          </w:p>
+        </w:tc>
+        <w:tc>
+          <w:tcPr>
+            <w:tcW w:type="dxa" w:w="1458"/>
+          </w:tcPr>
+          <w:p>
+            <w:r>
+              <w:t>角色切换后侧边栏菜单未跟随刷新</w:t>
+            </w:r>
+          </w:p>
+        </w:tc>
+        <w:tc>
+          <w:tcPr>
+            <w:tcW w:type="dxa" w:w="541"/>
+          </w:tcPr>
+          <w:p>
+            <w:r>
+              <w:t>系统框架</w:t>
+            </w:r>
+          </w:p>
+        </w:tc>
+        <w:tc>
+          <w:tcPr>
+            <w:tcW w:type="dxa" w:w="541"/>
+          </w:tcPr>
+          <w:p>
+            <w:r>
+              <w:t>轻微</w:t>
+            </w:r>
+          </w:p>
+        </w:tc>
+        <w:tc>
+          <w:tcPr>
+            <w:tcW w:type="dxa" w:w="2049"/>
+          </w:tcPr>
+          <w:p>
+            <w:r>
+              <w:t>用户退出登录</w:t>
+              <w:br/>
+              <w:t>以另一角色重新登录</w:t>
+            </w:r>
+          </w:p>
+        </w:tc>
+        <w:tc>
+          <w:tcPr>
+            <w:tcW w:type="dxa" w:w="505"/>
+          </w:tcPr>
+          <w:p>
+            <w:r>
+              <w:t>测试组</w:t>
+            </w:r>
+          </w:p>
+        </w:tc>
+        <w:tc>
+          <w:tcPr>
+            <w:tcW w:type="dxa" w:w="1392"/>
+          </w:tcPr>
+          <w:p>
+            <w:r>
+              <w:t>2026-07-06</w:t>
+            </w:r>
+          </w:p>
+        </w:tc>
+        <w:tc>
+          <w:tcPr>
+            <w:tcW w:type="dxa" w:w="541"/>
+          </w:tcPr>
+          <w:p>
+            <w:r>
+              <w:t>已修复</w:t>
+            </w:r>
+          </w:p>
+        </w:tc>
+        <w:tc>
+          <w:tcPr>
+            <w:tcW w:type="dxa" w:w="541"/>
+          </w:tcPr>
+          <w:p>
+            <w:r>
+              <w:t>回归通过</w:t>
+            </w:r>
+          </w:p>
+        </w:tc>
+      </w:tr>
+      <w:tr>
+        <w:tc>
+          <w:tcPr>
+            <w:tcW w:type="dxa" w:w="930"/>
+          </w:tcPr>
+          <w:p>
+            <w:r>
+              <w:t>BUG009</w:t>
+            </w:r>
+          </w:p>
+        </w:tc>
+        <w:tc>
+          <w:tcPr>
+            <w:tcW w:type="dxa" w:w="1458"/>
+          </w:tcPr>
+          <w:p>
+            <w:r>
+              <w:t>AI面试对话历史过长时页面响应缓慢</w:t>
+            </w:r>
+          </w:p>
+        </w:tc>
+        <w:tc>
+          <w:tcPr>
+            <w:tcW w:type="dxa" w:w="541"/>
+          </w:tcPr>
+          <w:p>
+            <w:r>
+              <w:t>AI面试</w:t>
+            </w:r>
+          </w:p>
+        </w:tc>
+        <w:tc>
+          <w:tcPr>
+            <w:tcW w:type="dxa" w:w="541"/>
+          </w:tcPr>
+          <w:p>
+            <w:r>
+              <w:t>一般</w:t>
+            </w:r>
+          </w:p>
+        </w:tc>
+        <w:tc>
+          <w:tcPr>
+            <w:tcW w:type="dxa" w:w="2049"/>
+          </w:tcPr>
+          <w:p>
+            <w:r>
+              <w:t>进行AI面试会话至20轮以上</w:t>
+              <w:br/>
+              <w:t>观察页面滚动和输入响应</w:t>
+            </w:r>
+          </w:p>
+        </w:tc>
+        <w:tc>
+          <w:tcPr>
+            <w:tcW w:type="dxa" w:w="505"/>
+          </w:tcPr>
+          <w:p>
+            <w:r>
+              <w:t>测试组</w:t>
+            </w:r>
+          </w:p>
+        </w:tc>
+        <w:tc>
+          <w:tcPr>
+            <w:tcW w:type="dxa" w:w="1392"/>
+          </w:tcPr>
+          <w:p>
+            <w:r>
+              <w:t>2026-07-07</w:t>
+            </w:r>
+          </w:p>
+        </w:tc>
+        <w:tc>
+          <w:tcPr>
+            <w:tcW w:type="dxa" w:w="541"/>
+          </w:tcPr>
+          <w:p>
+            <w:r>
+              <w:t>已修复</w:t>
+            </w:r>
+          </w:p>
+        </w:tc>
+        <w:tc>
+          <w:tcPr>
+            <w:tcW w:type="dxa" w:w="541"/>
+          </w:tcPr>
+          <w:p>
+            <w:r>
+              <w:t>回归通过</w:t>
+            </w:r>
+          </w:p>
+        </w:tc>
+      </w:tr>
+      <w:tr>
+        <w:tc>
+          <w:tcPr>
+            <w:tcW w:type="dxa" w:w="930"/>
+          </w:tcPr>
+          <w:p>
+            <w:r>
+              <w:t>BUG010</w:t>
+            </w:r>
+          </w:p>
+        </w:tc>
+        <w:tc>
+          <w:tcPr>
+            <w:tcW w:type="dxa" w:w="1458"/>
+          </w:tcPr>
+          <w:p>
+            <w:r>
+              <w:t>岗位薪资查询时输入非数字字符导致后端500错误</w:t>
+            </w:r>
+          </w:p>
+        </w:tc>
+        <w:tc>
+          <w:tcPr>
+            <w:tcW w:type="dxa" w:w="541"/>
+          </w:tcPr>
+          <w:p>
+            <w:r>
+              <w:t>岗位管理</w:t>
+            </w:r>
+          </w:p>
+        </w:tc>
+        <w:tc>
+          <w:tcPr>
+            <w:tcW w:type="dxa" w:w="541"/>
+          </w:tcPr>
+          <w:p>
+            <w:r>
+              <w:t>严重</w:t>
+            </w:r>
+          </w:p>
+        </w:tc>
+        <w:tc>
+          <w:tcPr>
+            <w:tcW w:type="dxa" w:w="2049"/>
+          </w:tcPr>
+          <w:p>
+            <w:r>
+              <w:t>进入岗位搜索</w:t>
+              <w:br/>
+              <w:t>在薪资筛选框输入字母</w:t>
+              <w:br/>
+              <w:t>点击搜索</w:t>
+            </w:r>
+          </w:p>
+        </w:tc>
+        <w:tc>
+          <w:tcPr>
+            <w:tcW w:type="dxa" w:w="505"/>
+          </w:tcPr>
+          <w:p>
+            <w:r>
+              <w:t>测试组</w:t>
+            </w:r>
+          </w:p>
+        </w:tc>
+        <w:tc>
+          <w:tcPr>
+            <w:tcW w:type="dxa" w:w="1392"/>
+          </w:tcPr>
+          <w:p>
+            <w:r>
+              <w:t>2026-07-07</w:t>
+            </w:r>
+          </w:p>
+        </w:tc>
+        <w:tc>
+          <w:tcPr>
+            <w:tcW w:type="dxa" w:w="541"/>
+          </w:tcPr>
+          <w:p>
+            <w:r>
+              <w:t>已修复</w:t>
+            </w:r>
+          </w:p>
+        </w:tc>
+        <w:tc>
+          <w:tcPr>
+            <w:tcW w:type="dxa" w:w="541"/>
+          </w:tcPr>
+          <w:p>
+            <w:r>
               <w:t>回归通过</w:t>
             </w:r>
           </w:p>
@@ -5947,12 +5578,7 @@
         </w:rPr>
       </w:pPr>
       <w:r>
-        <w:rPr>
-          <w:rFonts w:hint="default" w:ascii="Times New Roman" w:hAnsi="Times New Roman" w:cs="Times New Roman"/>
-          <w:color w:val="C00000"/>
-          <w:lang w:val="en-US" w:eastAsia="zh-CN"/>
-        </w:rPr>
-        <w:t>注：轻微缺陷共 4 个，均为界面文字、排版细节问题，不影响功能使用，不逐一罗列。</w:t>
+        <w:t>注：轻微缺陷共 2 个(BUG003能力图谱节点重叠、BUG008侧边栏刷新延迟)，均为界面展示问题，不影响功能使用。</w:t>
       </w:r>
     </w:p>
     <w:p>
@@ -6070,12 +5696,7 @@
         </w:rPr>
       </w:pPr>
       <w:r>
-        <w:rPr>
-          <w:rFonts w:hint="default" w:ascii="Times New Roman" w:hAnsi="Times New Roman" w:cs="Times New Roman"/>
-          <w:color w:val="C00000"/>
-          <w:lang w:val="en-US" w:eastAsia="zh-CN"/>
-        </w:rPr>
-        <w:t>【填写示例】 校园图书借阅 Web 系统 V1.0 版本的核心功能均已实现，绝大多数功能点符合《软件功能需求分析文档 V1.0》的定义与业务规则；测试发现的一般缺陷均已修复并验证通过，剩余轻微缺陷不影响核心业务运行，系统整体功能满足需求规格要求。</w:t>
+        <w:t>智聘星图V1.0版本的核心功能均已实现，所有功能点符合《软件功能需求分析文档V1.0》的定义与业务规则；测试发现的缺陷均已修复并通过回归验证，系统整体功能满足需求规格要求。</w:t>
       </w:r>
     </w:p>
     <w:p>
@@ -6188,47 +5809,26 @@
         </w:rPr>
       </w:pPr>
       <w:r>
-        <w:rPr>
-          <w:rFonts w:hint="default" w:ascii="Times New Roman" w:hAnsi="Times New Roman" w:cs="Times New Roman"/>
-          <w:color w:val="C00000"/>
-          <w:lang w:val="en-US" w:eastAsia="zh-CN"/>
-        </w:rPr>
-        <w:t>【填写示例】 本次测试遗留未修复缺陷共 2 个，均为轻微等级，具体如下：</w:t>
-      </w:r>
-    </w:p>
-    <w:p>
-      <w:pPr>
-        <w:rPr>
-          <w:rFonts w:hint="default" w:ascii="Times New Roman" w:hAnsi="Times New Roman" w:cs="Times New Roman"/>
-          <w:color w:val="C00000"/>
-          <w:lang w:val="en-US" w:eastAsia="zh-CN"/>
-        </w:rPr>
-      </w:pPr>
-      <w:r>
-        <w:rPr>
-          <w:rFonts w:hint="default" w:ascii="Times New Roman" w:hAnsi="Times New Roman" w:cs="Times New Roman"/>
-          <w:color w:val="C00000"/>
-          <w:lang w:val="en-US" w:eastAsia="zh-CN"/>
-        </w:rPr>
-        <w:t>1366×768 小分辨率下，部分设置页面排版轻微错位，不影响功能操作；</w:t>
-      </w:r>
-    </w:p>
-    <w:p>
-      <w:pPr>
-        <w:rPr>
-          <w:rFonts w:hint="default" w:ascii="Times New Roman" w:hAnsi="Times New Roman" w:cs="Times New Roman"/>
-          <w:color w:val="C00000"/>
-          <w:lang w:val="en-US" w:eastAsia="zh-CN"/>
-        </w:rPr>
-      </w:pPr>
-      <w:r>
-        <w:rPr>
-          <w:rFonts w:hint="default" w:ascii="Times New Roman" w:hAnsi="Times New Roman" w:cs="Times New Roman"/>
-          <w:color w:val="C00000"/>
-          <w:lang w:val="en-US" w:eastAsia="zh-CN"/>
-        </w:rPr>
-        <w:t>检索结果相关度排序优化不足，极端关键词匹配精度一般。 以上问题均不影响核心业务流程与系统正常使用，计划在下一版本迭代优化。</w:t>
-      </w:r>
+        <w:t>本次测试遗留未修复缺陷共 0 个，所有 10 个缺陷均已完成修复并回归通过。</w:t>
+      </w:r>
+    </w:p>
+    <w:p>
+      <w:pPr>
+        <w:rPr>
+          <w:rFonts w:hint="default" w:ascii="Times New Roman" w:hAnsi="Times New Roman" w:cs="Times New Roman"/>
+          <w:color w:val="C00000"/>
+          <w:lang w:val="en-US" w:eastAsia="zh-CN"/>
+        </w:rPr>
+      </w:pPr>
+    </w:p>
+    <w:p>
+      <w:pPr>
+        <w:rPr>
+          <w:rFonts w:hint="default" w:ascii="Times New Roman" w:hAnsi="Times New Roman" w:cs="Times New Roman"/>
+          <w:color w:val="C00000"/>
+          <w:lang w:val="en-US" w:eastAsia="zh-CN"/>
+        </w:rPr>
+      </w:pPr>
     </w:p>
     <w:p>
       <w:pPr>
@@ -6340,12 +5940,7 @@
         </w:rPr>
       </w:pPr>
       <w:r>
-        <w:rPr>
-          <w:rFonts w:hint="default" w:ascii="Times New Roman" w:hAnsi="Times New Roman" w:cs="Times New Roman"/>
-          <w:color w:val="C00000"/>
-          <w:lang w:val="en-US" w:eastAsia="zh-CN"/>
-        </w:rPr>
-        <w:t>【填写示例】 综合本次功能测试结果，系统核心功能完整、业务逻辑正确、缺陷均可控，满足需求文档定义的功能要求，达到交付与演示标准，建议通过功能验收，可投入比赛演示与项目评审。</w:t>
+        <w:t>综合本次功能测试结果，系统核心功能完整、业务逻辑正确、缺陷均已修复，满足需求文档定义的功能要求，达到交付与演示标准，建议通过功能验收，可投入比赛演示与项目评审。</w:t>
       </w:r>
     </w:p>
     <w:p>
